--- a/06_산출물_문서/2계층_절차서/QP-812_식별_추적성_관리.docx
+++ b/06_산출물_문서/2계층_절차서/QP-812_식별_추적성_관리.docx
@@ -270,11 +270,11 @@
     </w:p>
     <w:tbl>
       <w:tblPr>
-        <w:tblW w:w="8788" w:type="dxa"/>
         <w:tblCellMar>
           <w:left w:w="108" w:type="dxa"/>
           <w:right w:w="108" w:type="dxa"/>
         </w:tblCellMar>
+        <w:tblW w:w="8788" w:type="dxa"/>
         <w:tblBorders>
           <w:top w:val="single" w:sz="4" w:color="2E74B5" w:space="0"/>
           <w:left w:val="single" w:sz="4" w:color="2E74B5" w:space="0"/>
@@ -294,13 +294,13 @@
         <w:tc>
           <w:tcPr>
             <w:tcW w:w="1500" w:type="dxa"/>
-            <w:shd w:val="clear" w:color="auto" w:fill="D9D9D9"/>
-            <w:tcMar>
-              <w:top w:w="60" w:type="dxa"/>
-              <w:left w:w="120" w:type="dxa"/>
-              <w:bottom w:w="60" w:type="dxa"/>
-              <w:right w:w="120" w:type="dxa"/>
-            </w:tcMar>
+            <w:tcMar>
+              <w:top w:w="60" w:type="dxa"/>
+              <w:left w:w="120" w:type="dxa"/>
+              <w:bottom w:w="60" w:type="dxa"/>
+              <w:right w:w="120" w:type="dxa"/>
+            </w:tcMar>
+            <w:shd w:val="clear" w:color="auto" w:fill="DEEAF1"/>
           </w:tcPr>
           <w:p>
             <w:pPr>
@@ -320,13 +320,13 @@
         <w:tc>
           <w:tcPr>
             <w:tcW w:w="2800" w:type="dxa"/>
-            <w:shd w:val="clear" w:color="auto" w:fill="D9D9D9"/>
-            <w:tcMar>
-              <w:top w:w="60" w:type="dxa"/>
-              <w:left w:w="120" w:type="dxa"/>
-              <w:bottom w:w="60" w:type="dxa"/>
-              <w:right w:w="120" w:type="dxa"/>
-            </w:tcMar>
+            <w:tcMar>
+              <w:top w:w="60" w:type="dxa"/>
+              <w:left w:w="120" w:type="dxa"/>
+              <w:bottom w:w="60" w:type="dxa"/>
+              <w:right w:w="120" w:type="dxa"/>
+            </w:tcMar>
+            <w:shd w:val="clear" w:color="auto" w:fill="DEEAF1"/>
           </w:tcPr>
           <w:p>
             <w:pPr>
@@ -346,13 +346,13 @@
         <w:tc>
           <w:tcPr>
             <w:tcW w:w="2000" w:type="dxa"/>
-            <w:shd w:val="clear" w:color="auto" w:fill="D9D9D9"/>
-            <w:tcMar>
-              <w:top w:w="60" w:type="dxa"/>
-              <w:left w:w="120" w:type="dxa"/>
-              <w:bottom w:w="60" w:type="dxa"/>
-              <w:right w:w="120" w:type="dxa"/>
-            </w:tcMar>
+            <w:tcMar>
+              <w:top w:w="60" w:type="dxa"/>
+              <w:left w:w="120" w:type="dxa"/>
+              <w:bottom w:w="60" w:type="dxa"/>
+              <w:right w:w="120" w:type="dxa"/>
+            </w:tcMar>
+            <w:shd w:val="clear" w:color="auto" w:fill="DEEAF1"/>
           </w:tcPr>
           <w:p>
             <w:pPr>
@@ -372,13 +372,13 @@
         <w:tc>
           <w:tcPr>
             <w:tcW w:w="2488" w:type="dxa"/>
-            <w:shd w:val="clear" w:color="auto" w:fill="D9D9D9"/>
-            <w:tcMar>
-              <w:top w:w="60" w:type="dxa"/>
-              <w:left w:w="120" w:type="dxa"/>
-              <w:bottom w:w="60" w:type="dxa"/>
-              <w:right w:w="120" w:type="dxa"/>
-            </w:tcMar>
+            <w:tcMar>
+              <w:top w:w="60" w:type="dxa"/>
+              <w:left w:w="120" w:type="dxa"/>
+              <w:bottom w:w="60" w:type="dxa"/>
+              <w:right w:w="120" w:type="dxa"/>
+            </w:tcMar>
+            <w:shd w:val="clear" w:color="auto" w:fill="DEEAF1"/>
           </w:tcPr>
           <w:p>
             <w:pPr>
@@ -528,18 +528,11 @@
         <w:tc>
           <w:tcPr>
             <w:tcW w:w="2488" w:type="dxa"/>
-            <w:tcMar>
-              <w:top w:w="60" w:type="dxa"/>
-              <w:left w:w="120" w:type="dxa"/>
-              <w:bottom w:w="60" w:type="dxa"/>
-              <w:right w:w="120" w:type="dxa"/>
-            </w:tcMar>
           </w:tcPr>
           <w:p>
             <w:pPr>
               <w:jc w:val="left"/>
               <w:spacing w:before="200" w:after="200"/>
-              <w:wordWrap w:val="1"/>
             </w:pPr>
             <w:r>
               <w:rPr>
@@ -605,18 +598,11 @@
         <w:tc>
           <w:tcPr>
             <w:tcW w:w="2488" w:type="dxa"/>
-            <w:tcMar>
-              <w:top w:w="60" w:type="dxa"/>
-              <w:left w:w="120" w:type="dxa"/>
-              <w:bottom w:w="60" w:type="dxa"/>
-              <w:right w:w="120" w:type="dxa"/>
-            </w:tcMar>
           </w:tcPr>
           <w:p>
             <w:pPr>
               <w:jc w:val="left"/>
               <w:spacing w:before="200" w:after="200"/>
-              <w:wordWrap w:val="1"/>
             </w:pPr>
             <w:r>
               <w:rPr>
@@ -1623,7 +1609,6 @@
               <w:bottom w:w="60" w:type="dxa"/>
               <w:right w:w="120" w:type="dxa"/>
             </w:tcMar>
-            <w:shd w:val="clear" w:color="auto" w:fill="DEEAF1"/>
           </w:tcPr>
           <w:p>
             <w:pPr>
@@ -1643,7 +1628,6 @@
               <w:bottom w:w="60" w:type="dxa"/>
               <w:right w:w="120" w:type="dxa"/>
             </w:tcMar>
-            <w:shd w:val="clear" w:color="auto" w:fill="DEEAF1"/>
           </w:tcPr>
           <w:p>
             <w:pPr>
@@ -1663,7 +1647,6 @@
               <w:bottom w:w="60" w:type="dxa"/>
               <w:right w:w="120" w:type="dxa"/>
             </w:tcMar>
-            <w:shd w:val="clear" w:color="auto" w:fill="DEEAF1"/>
           </w:tcPr>
           <w:p>
             <w:pPr>
@@ -2622,7 +2605,7 @@
         </w:trPr>
         <w:tc>
           <w:tcPr>
-            <w:tcW w:w="2460" w:type="dxa"/>
+            <w:tcW w:w="2515" w:type="dxa"/>
             <w:tcMar>
               <w:top w:w="60" w:type="dxa"/>
               <w:left w:w="120" w:type="dxa"/>
@@ -2643,7 +2626,7 @@
         </w:tc>
         <w:tc>
           <w:tcPr>
-            <w:tcW w:w="6328" w:type="dxa"/>
+            <w:tcW w:w="6273" w:type="dxa"/>
             <w:tcMar>
               <w:top w:w="60" w:type="dxa"/>
               <w:left w:w="120" w:type="dxa"/>
@@ -2665,9 +2648,7 @@
       </w:tr>
       <w:tr>
         <w:tc>
-          <w:tcPr>
-            <w:tcW w:w="2460" w:type="dxa"/>
-          </w:tcPr>
+          <w:tcPr/>
           <w:p>
             <w:pPr>
               <w:pStyle w:val="Compact"/>
@@ -2683,7 +2664,7 @@
         </w:tc>
         <w:tc>
           <w:tcPr>
-            <w:tcW w:w="6328" w:type="dxa"/>
+            <w:tcW w:w="6273" w:type="dxa"/>
             <w:tcMar>
               <w:top w:w="60" w:type="dxa"/>
               <w:left w:w="120" w:type="dxa"/>
@@ -2720,6 +2701,7 @@
         </w:tc>
         <w:tc>
           <w:tcPr>
+            <w:tcW w:w="6273" w:type="dxa"/>
             <w:tcMar>
               <w:top w:w="60" w:type="dxa"/>
               <w:left w:w="120" w:type="dxa"/>
@@ -2755,9 +2737,7 @@
           </w:p>
         </w:tc>
         <w:tc>
-          <w:tcPr>
-            <w:tcW w:w="6328" w:type="dxa"/>
-          </w:tcPr>
+          <w:tcPr/>
           <w:p>
             <w:pPr>
               <w:pStyle w:val="Compact"/>
@@ -2770,19 +2750,10 @@
       </w:tr>
       <w:tr>
         <w:tc>
-          <w:tcPr>
-            <w:tcW w:w="2460" w:type="dxa"/>
-            <w:tcMar>
-              <w:top w:w="60" w:type="dxa"/>
-              <w:left w:w="120" w:type="dxa"/>
-              <w:bottom w:w="60" w:type="dxa"/>
-              <w:right w:w="120" w:type="dxa"/>
-            </w:tcMar>
-          </w:tcPr>
-          <w:p>
-            <w:pPr>
-              <w:pStyle w:val="Compact"/>
-              <w:wordWrap w:val="1"/>
+          <w:tcPr/>
+          <w:p>
+            <w:pPr>
+              <w:pStyle w:val="Compact"/>
             </w:pPr>
             <w:r>
               <w:rPr>
@@ -2794,10 +2765,19 @@
           </w:p>
         </w:tc>
         <w:tc>
-          <w:tcPr/>
-          <w:p>
-            <w:pPr>
-              <w:pStyle w:val="Compact"/>
+          <w:tcPr>
+            <w:tcW w:w="6273" w:type="dxa"/>
+            <w:tcMar>
+              <w:top w:w="60" w:type="dxa"/>
+              <w:left w:w="120" w:type="dxa"/>
+              <w:bottom w:w="60" w:type="dxa"/>
+              <w:right w:w="120" w:type="dxa"/>
+            </w:tcMar>
+          </w:tcPr>
+          <w:p>
+            <w:pPr>
+              <w:pStyle w:val="Compact"/>
+              <w:wordWrap w:val="1"/>
             </w:pPr>
             <w:r>
               <w:t xml:space="preserve">공정 수행 시 트래블러 기록, 로트 식별 라벨 부착/확인, 식별 불명 자재 사용 금지</w:t>
@@ -2891,18 +2871,10 @@
       </w:tr>
       <w:tr>
         <w:tc>
-          <w:tcPr>
-            <w:tcMar>
-              <w:top w:w="60" w:type="dxa"/>
-              <w:left w:w="120" w:type="dxa"/>
-              <w:bottom w:w="60" w:type="dxa"/>
-              <w:right w:w="120" w:type="dxa"/>
-            </w:tcMar>
-          </w:tcPr>
-          <w:p>
-            <w:pPr>
-              <w:pStyle w:val="Compact"/>
-              <w:wordWrap w:val="1"/>
+          <w:tcPr/>
+          <w:p>
+            <w:pPr>
+              <w:pStyle w:val="Compact"/>
             </w:pPr>
             <w:r>
               <w:rPr>
@@ -2914,18 +2886,10 @@
           </w:p>
         </w:tc>
         <w:tc>
-          <w:tcPr>
-            <w:tcMar>
-              <w:top w:w="60" w:type="dxa"/>
-              <w:left w:w="120" w:type="dxa"/>
-              <w:bottom w:w="60" w:type="dxa"/>
-              <w:right w:w="120" w:type="dxa"/>
-            </w:tcMar>
-          </w:tcPr>
-          <w:p>
-            <w:pPr>
-              <w:pStyle w:val="Compact"/>
-              <w:wordWrap w:val="1"/>
+          <w:tcPr/>
+          <w:p>
+            <w:pPr>
+              <w:pStyle w:val="Compact"/>
             </w:pPr>
             <w:r>
               <w:t xml:space="preserve">ERP 내 로트 추적 기능 구축/유지, 바코드/라벨 시스템 운영, 추적성 데이터 백업</w:t>
@@ -3251,10 +3215,18 @@
       </w:tr>
       <w:tr>
         <w:tc>
-          <w:tcPr/>
-          <w:p>
-            <w:pPr>
-              <w:pStyle w:val="Compact"/>
+          <w:tcPr>
+            <w:tcMar>
+              <w:top w:w="60" w:type="dxa"/>
+              <w:left w:w="120" w:type="dxa"/>
+              <w:bottom w:w="60" w:type="dxa"/>
+              <w:right w:w="120" w:type="dxa"/>
+            </w:tcMar>
+          </w:tcPr>
+          <w:p>
+            <w:pPr>
+              <w:pStyle w:val="Compact"/>
+              <w:wordWrap w:val="1"/>
             </w:pPr>
             <w:r>
               <w:t xml:space="preserve">S</w:t>
@@ -3262,10 +3234,18 @@
           </w:p>
         </w:tc>
         <w:tc>
-          <w:tcPr/>
-          <w:p>
-            <w:pPr>
-              <w:pStyle w:val="Compact"/>
+          <w:tcPr>
+            <w:tcMar>
+              <w:top w:w="60" w:type="dxa"/>
+              <w:left w:w="120" w:type="dxa"/>
+              <w:bottom w:w="60" w:type="dxa"/>
+              <w:right w:w="120" w:type="dxa"/>
+            </w:tcMar>
+          </w:tcPr>
+          <w:p>
+            <w:pPr>
+              <w:pStyle w:val="Compact"/>
+              <w:wordWrap w:val="1"/>
             </w:pPr>
             <w:r>
               <w:t xml:space="preserve">서비스 부품</w:t>
@@ -3273,10 +3253,18 @@
           </w:p>
         </w:tc>
         <w:tc>
-          <w:tcPr/>
-          <w:p>
-            <w:pPr>
-              <w:pStyle w:val="Compact"/>
+          <w:tcPr>
+            <w:tcMar>
+              <w:top w:w="60" w:type="dxa"/>
+              <w:left w:w="120" w:type="dxa"/>
+              <w:bottom w:w="60" w:type="dxa"/>
+              <w:right w:w="120" w:type="dxa"/>
+            </w:tcMar>
+          </w:tcPr>
+          <w:p>
+            <w:pPr>
+              <w:pStyle w:val="Compact"/>
+              <w:wordWrap w:val="1"/>
             </w:pPr>
             <w:r>
               <w:t xml:space="preserve">수리/정비용 교환 부품</w:t>
@@ -3308,10 +3296,18 @@
           </w:p>
         </w:tc>
         <w:tc>
-          <w:tcPr/>
-          <w:p>
-            <w:pPr>
-              <w:pStyle w:val="Compact"/>
+          <w:tcPr>
+            <w:tcMar>
+              <w:top w:w="60" w:type="dxa"/>
+              <w:left w:w="120" w:type="dxa"/>
+              <w:bottom w:w="60" w:type="dxa"/>
+              <w:right w:w="120" w:type="dxa"/>
+            </w:tcMar>
+          </w:tcPr>
+          <w:p>
+            <w:pPr>
+              <w:pStyle w:val="Compact"/>
+              <w:wordWrap w:val="1"/>
             </w:pPr>
             <w:r>
               <w:t xml:space="preserve">생산용 공구, 지그, 검사 치구</w:t>
@@ -3754,18 +3750,10 @@
           </w:p>
         </w:tc>
         <w:tc>
-          <w:tcPr>
-            <w:tcMar>
-              <w:top w:w="60" w:type="dxa"/>
-              <w:left w:w="120" w:type="dxa"/>
-              <w:bottom w:w="60" w:type="dxa"/>
-              <w:right w:w="120" w:type="dxa"/>
-            </w:tcMar>
-          </w:tcPr>
-          <w:p>
-            <w:pPr>
-              <w:pStyle w:val="Compact"/>
-              <w:wordWrap w:val="1"/>
+          <w:tcPr/>
+          <w:p>
+            <w:pPr>
+              <w:pStyle w:val="Compact"/>
             </w:pPr>
             <w:r>
               <w:t xml:space="preserve">부품 기능에 영향 없는 위치</w:t>
@@ -3808,18 +3796,10 @@
           </w:p>
         </w:tc>
         <w:tc>
-          <w:tcPr>
-            <w:tcMar>
-              <w:top w:w="60" w:type="dxa"/>
-              <w:left w:w="120" w:type="dxa"/>
-              <w:bottom w:w="60" w:type="dxa"/>
-              <w:right w:w="120" w:type="dxa"/>
-            </w:tcMar>
-          </w:tcPr>
-          <w:p>
-            <w:pPr>
-              <w:pStyle w:val="Compact"/>
-              <w:wordWrap w:val="1"/>
+          <w:tcPr/>
+          <w:p>
+            <w:pPr>
+              <w:pStyle w:val="Compact"/>
             </w:pPr>
             <w:r>
               <w:t xml:space="preserve">세척 내성 잉크 사용</w:t>
@@ -3862,18 +3842,10 @@
           </w:p>
         </w:tc>
         <w:tc>
-          <w:tcPr>
-            <w:tcMar>
-              <w:top w:w="60" w:type="dxa"/>
-              <w:left w:w="120" w:type="dxa"/>
-              <w:bottom w:w="60" w:type="dxa"/>
-              <w:right w:w="120" w:type="dxa"/>
-            </w:tcMar>
-          </w:tcPr>
-          <w:p>
-            <w:pPr>
-              <w:pStyle w:val="Compact"/>
-              <w:wordWrap w:val="1"/>
+          <w:tcPr/>
+          <w:p>
+            <w:pPr>
+              <w:pStyle w:val="Compact"/>
             </w:pPr>
             <w:r>
               <w:t xml:space="preserve">분실 방지 조치 필요</w:t>
@@ -4208,18 +4180,10 @@
       </w:tr>
       <w:tr>
         <w:tc>
-          <w:tcPr>
-            <w:tcMar>
-              <w:top w:w="60" w:type="dxa"/>
-              <w:left w:w="120" w:type="dxa"/>
-              <w:bottom w:w="60" w:type="dxa"/>
-              <w:right w:w="120" w:type="dxa"/>
-            </w:tcMar>
-          </w:tcPr>
-          <w:p>
-            <w:pPr>
-              <w:pStyle w:val="Compact"/>
-              <w:wordWrap w:val="1"/>
+          <w:tcPr/>
+          <w:p>
+            <w:pPr>
+              <w:pStyle w:val="Compact"/>
             </w:pPr>
             <w:r>
               <w:t xml:space="preserve">내용 검증</w:t>
@@ -4227,18 +4191,10 @@
           </w:p>
         </w:tc>
         <w:tc>
-          <w:tcPr>
-            <w:tcMar>
-              <w:top w:w="60" w:type="dxa"/>
-              <w:left w:w="120" w:type="dxa"/>
-              <w:bottom w:w="60" w:type="dxa"/>
-              <w:right w:w="120" w:type="dxa"/>
-            </w:tcMar>
-          </w:tcPr>
-          <w:p>
-            <w:pPr>
-              <w:pStyle w:val="Compact"/>
-              <w:wordWrap w:val="1"/>
+          <w:tcPr/>
+          <w:p>
+            <w:pPr>
+              <w:pStyle w:val="Compact"/>
             </w:pPr>
             <w:r>
               <w:t xml:space="preserve">재질, 화학성분, 기계적 성질이 도면/규격 요구사항과 일치 여부</w:t>
@@ -4289,18 +4245,10 @@
           </w:p>
         </w:tc>
         <w:tc>
-          <w:tcPr>
-            <w:tcMar>
-              <w:top w:w="60" w:type="dxa"/>
-              <w:left w:w="120" w:type="dxa"/>
-              <w:bottom w:w="60" w:type="dxa"/>
-              <w:right w:w="120" w:type="dxa"/>
-            </w:tcMar>
-          </w:tcPr>
-          <w:p>
-            <w:pPr>
-              <w:pStyle w:val="Compact"/>
-              <w:wordWrap w:val="1"/>
+          <w:tcPr/>
+          <w:p>
+            <w:pPr>
+              <w:pStyle w:val="Compact"/>
             </w:pPr>
             <w:r>
               <w:t xml:space="preserve">구매팀</w:t>
@@ -4332,18 +4280,10 @@
           </w:p>
         </w:tc>
         <w:tc>
-          <w:tcPr>
-            <w:tcMar>
-              <w:top w:w="60" w:type="dxa"/>
-              <w:left w:w="120" w:type="dxa"/>
-              <w:bottom w:w="60" w:type="dxa"/>
-              <w:right w:w="120" w:type="dxa"/>
-            </w:tcMar>
-          </w:tcPr>
-          <w:p>
-            <w:pPr>
-              <w:pStyle w:val="Compact"/>
-              <w:wordWrap w:val="1"/>
+          <w:tcPr/>
+          <w:p>
+            <w:pPr>
+              <w:pStyle w:val="Compact"/>
             </w:pPr>
             <w:r>
               <w:t xml:space="preserve">구매팀</w:t>
@@ -4476,7 +4416,7 @@
         </w:trPr>
         <w:tc>
           <w:tcPr>
-            <w:tcW w:w="2460" w:type="dxa"/>
+            <w:tcW w:w="2736" w:type="dxa"/>
             <w:tcMar>
               <w:top w:w="60" w:type="dxa"/>
               <w:left w:w="120" w:type="dxa"/>
@@ -4497,7 +4437,7 @@
         </w:tc>
         <w:tc>
           <w:tcPr>
-            <w:tcW w:w="6328" w:type="dxa"/>
+            <w:tcW w:w="6052" w:type="dxa"/>
             <w:tcMar>
               <w:top w:w="60" w:type="dxa"/>
               <w:left w:w="120" w:type="dxa"/>
@@ -4519,9 +4459,7 @@
       </w:tr>
       <w:tr>
         <w:tc>
-          <w:tcPr>
-            <w:tcW w:w="2460" w:type="dxa"/>
-          </w:tcPr>
+          <w:tcPr/>
           <w:p>
             <w:pPr>
               <w:pStyle w:val="Compact"/>
@@ -4533,7 +4471,7 @@
         </w:tc>
         <w:tc>
           <w:tcPr>
-            <w:tcW w:w="6328" w:type="dxa"/>
+            <w:tcW w:w="6052" w:type="dxa"/>
             <w:tcMar>
               <w:top w:w="60" w:type="dxa"/>
               <w:left w:w="120" w:type="dxa"/>
@@ -4566,6 +4504,7 @@
         </w:tc>
         <w:tc>
           <w:tcPr>
+            <w:tcW w:w="6052" w:type="dxa"/>
             <w:tcMar>
               <w:top w:w="60" w:type="dxa"/>
               <w:left w:w="120" w:type="dxa"/>
@@ -4597,9 +4536,7 @@
           </w:p>
         </w:tc>
         <w:tc>
-          <w:tcPr>
-            <w:tcW w:w="6328" w:type="dxa"/>
-          </w:tcPr>
+          <w:tcPr/>
           <w:p>
             <w:pPr>
               <w:pStyle w:val="Compact"/>
@@ -4612,19 +4549,10 @@
       </w:tr>
       <w:tr>
         <w:tc>
-          <w:tcPr>
-            <w:tcW w:w="2460" w:type="dxa"/>
-            <w:tcMar>
-              <w:top w:w="60" w:type="dxa"/>
-              <w:left w:w="120" w:type="dxa"/>
-              <w:bottom w:w="60" w:type="dxa"/>
-              <w:right w:w="120" w:type="dxa"/>
-            </w:tcMar>
-          </w:tcPr>
-          <w:p>
-            <w:pPr>
-              <w:pStyle w:val="Compact"/>
-              <w:wordWrap w:val="1"/>
+          <w:tcPr/>
+          <w:p>
+            <w:pPr>
+              <w:pStyle w:val="Compact"/>
             </w:pPr>
             <w:r>
               <w:t xml:space="preserve">Mill Cert 번호</w:t>
@@ -4632,10 +4560,19 @@
           </w:p>
         </w:tc>
         <w:tc>
-          <w:tcPr/>
-          <w:p>
-            <w:pPr>
-              <w:pStyle w:val="Compact"/>
+          <w:tcPr>
+            <w:tcW w:w="6052" w:type="dxa"/>
+            <w:tcMar>
+              <w:top w:w="60" w:type="dxa"/>
+              <w:left w:w="120" w:type="dxa"/>
+              <w:bottom w:w="60" w:type="dxa"/>
+              <w:right w:w="120" w:type="dxa"/>
+            </w:tcMar>
+          </w:tcPr>
+          <w:p>
+            <w:pPr>
+              <w:pStyle w:val="Compact"/>
+              <w:wordWrap w:val="1"/>
             </w:pPr>
             <w:r>
               <w:t xml:space="preserve">자재 증명서 번호</w:t>
@@ -4717,18 +4654,10 @@
       </w:tr>
       <w:tr>
         <w:tc>
-          <w:tcPr>
-            <w:tcMar>
-              <w:top w:w="60" w:type="dxa"/>
-              <w:left w:w="120" w:type="dxa"/>
-              <w:bottom w:w="60" w:type="dxa"/>
-              <w:right w:w="120" w:type="dxa"/>
-            </w:tcMar>
-          </w:tcPr>
-          <w:p>
-            <w:pPr>
-              <w:pStyle w:val="Compact"/>
-              <w:wordWrap w:val="1"/>
+          <w:tcPr/>
+          <w:p>
+            <w:pPr>
+              <w:pStyle w:val="Compact"/>
             </w:pPr>
             <w:r>
               <w:t xml:space="preserve">검사 상태</w:t>
@@ -4736,18 +4665,10 @@
           </w:p>
         </w:tc>
         <w:tc>
-          <w:tcPr>
-            <w:tcMar>
-              <w:top w:w="60" w:type="dxa"/>
-              <w:left w:w="120" w:type="dxa"/>
-              <w:bottom w:w="60" w:type="dxa"/>
-              <w:right w:w="120" w:type="dxa"/>
-            </w:tcMar>
-          </w:tcPr>
-          <w:p>
-            <w:pPr>
-              <w:pStyle w:val="Compact"/>
-              <w:wordWrap w:val="1"/>
+          <w:tcPr/>
+          <w:p>
+            <w:pPr>
+              <w:pStyle w:val="Compact"/>
             </w:pPr>
             <w:r>
               <w:t xml:space="preserve">대기(노란색) / 합격(녹색) / 부적합(빨간색)</w:t>
@@ -4887,7 +4808,7 @@
         </w:trPr>
         <w:tc>
           <w:tcPr>
-            <w:tcW w:w="2460" w:type="dxa"/>
+            <w:tcW w:w="3000" w:type="dxa"/>
             <w:tcMar>
               <w:top w:w="60" w:type="dxa"/>
               <w:left w:w="120" w:type="dxa"/>
@@ -4908,7 +4829,7 @@
         </w:tc>
         <w:tc>
           <w:tcPr>
-            <w:tcW w:w="6328" w:type="dxa"/>
+            <w:tcW w:w="5788" w:type="dxa"/>
             <w:tcMar>
               <w:top w:w="60" w:type="dxa"/>
               <w:left w:w="120" w:type="dxa"/>
@@ -4930,9 +4851,7 @@
       </w:tr>
       <w:tr>
         <w:tc>
-          <w:tcPr>
-            <w:tcW w:w="2460" w:type="dxa"/>
-          </w:tcPr>
+          <w:tcPr/>
           <w:p>
             <w:pPr>
               <w:pStyle w:val="Compact"/>
@@ -4944,7 +4863,7 @@
         </w:tc>
         <w:tc>
           <w:tcPr>
-            <w:tcW w:w="6328" w:type="dxa"/>
+            <w:tcW w:w="5788" w:type="dxa"/>
             <w:tcMar>
               <w:top w:w="60" w:type="dxa"/>
               <w:left w:w="120" w:type="dxa"/>
@@ -4977,6 +4896,7 @@
         </w:tc>
         <w:tc>
           <w:tcPr>
+            <w:tcW w:w="5788" w:type="dxa"/>
             <w:tcMar>
               <w:top w:w="60" w:type="dxa"/>
               <w:left w:w="120" w:type="dxa"/>
@@ -5008,9 +4928,7 @@
           </w:p>
         </w:tc>
         <w:tc>
-          <w:tcPr>
-            <w:tcW w:w="6328" w:type="dxa"/>
-          </w:tcPr>
+          <w:tcPr/>
           <w:p>
             <w:pPr>
               <w:pStyle w:val="Compact"/>
@@ -5023,19 +4941,10 @@
       </w:tr>
       <w:tr>
         <w:tc>
-          <w:tcPr>
-            <w:tcW w:w="2460" w:type="dxa"/>
-            <w:tcMar>
-              <w:top w:w="60" w:type="dxa"/>
-              <w:left w:w="120" w:type="dxa"/>
-              <w:bottom w:w="60" w:type="dxa"/>
-              <w:right w:w="120" w:type="dxa"/>
-            </w:tcMar>
-          </w:tcPr>
-          <w:p>
-            <w:pPr>
-              <w:pStyle w:val="Compact"/>
-              <w:wordWrap w:val="1"/>
+          <w:tcPr/>
+          <w:p>
+            <w:pPr>
+              <w:pStyle w:val="Compact"/>
             </w:pPr>
             <w:r>
               <w:t xml:space="preserve">투입 수량 / 양품 수량</w:t>
@@ -5043,10 +4952,19 @@
           </w:p>
         </w:tc>
         <w:tc>
-          <w:tcPr/>
-          <w:p>
-            <w:pPr>
-              <w:pStyle w:val="Compact"/>
+          <w:tcPr>
+            <w:tcW w:w="5788" w:type="dxa"/>
+            <w:tcMar>
+              <w:top w:w="60" w:type="dxa"/>
+              <w:left w:w="120" w:type="dxa"/>
+              <w:bottom w:w="60" w:type="dxa"/>
+              <w:right w:w="120" w:type="dxa"/>
+            </w:tcMar>
+          </w:tcPr>
+          <w:p>
+            <w:pPr>
+              <w:pStyle w:val="Compact"/>
+              <w:wordWrap w:val="1"/>
             </w:pPr>
             <w:r>
               <w:t xml:space="preserve">각 공정별 수량 추적</w:t>
@@ -5200,18 +5118,10 @@
       </w:tr>
       <w:tr>
         <w:tc>
-          <w:tcPr>
-            <w:tcMar>
-              <w:top w:w="60" w:type="dxa"/>
-              <w:left w:w="120" w:type="dxa"/>
-              <w:bottom w:w="60" w:type="dxa"/>
-              <w:right w:w="120" w:type="dxa"/>
-            </w:tcMar>
-          </w:tcPr>
-          <w:p>
-            <w:pPr>
-              <w:pStyle w:val="Compact"/>
-              <w:wordWrap w:val="1"/>
+          <w:tcPr/>
+          <w:p>
+            <w:pPr>
+              <w:pStyle w:val="Compact"/>
             </w:pPr>
             <w:r>
               <w:t xml:space="preserve">부적합 발생 이력</w:t>
@@ -5219,18 +5129,10 @@
           </w:p>
         </w:tc>
         <w:tc>
-          <w:tcPr>
-            <w:tcMar>
-              <w:top w:w="60" w:type="dxa"/>
-              <w:left w:w="120" w:type="dxa"/>
-              <w:bottom w:w="60" w:type="dxa"/>
-              <w:right w:w="120" w:type="dxa"/>
-            </w:tcMar>
-          </w:tcPr>
-          <w:p>
-            <w:pPr>
-              <w:pStyle w:val="Compact"/>
-              <w:wordWrap w:val="1"/>
+          <w:tcPr/>
+          <w:p>
+            <w:pPr>
+              <w:pStyle w:val="Compact"/>
             </w:pPr>
             <w:r>
               <w:t xml:space="preserve">공정 중 부적합 발생 시 처분 내용</w:t>
@@ -5582,10 +5484,18 @@
       </w:tr>
       <w:tr>
         <w:tc>
-          <w:tcPr/>
-          <w:p>
-            <w:pPr>
-              <w:pStyle w:val="Compact"/>
+          <w:tcPr>
+            <w:tcMar>
+              <w:top w:w="60" w:type="dxa"/>
+              <w:left w:w="120" w:type="dxa"/>
+              <w:bottom w:w="60" w:type="dxa"/>
+              <w:right w:w="120" w:type="dxa"/>
+            </w:tcMar>
+          </w:tcPr>
+          <w:p>
+            <w:pPr>
+              <w:pStyle w:val="Compact"/>
+              <w:wordWrap w:val="1"/>
             </w:pPr>
             <w:r>
               <w:t xml:space="preserve">외주처 전달</w:t>
@@ -5593,10 +5503,18 @@
           </w:p>
         </w:tc>
         <w:tc>
-          <w:tcPr/>
-          <w:p>
-            <w:pPr>
-              <w:pStyle w:val="Compact"/>
+          <w:tcPr>
+            <w:tcMar>
+              <w:top w:w="60" w:type="dxa"/>
+              <w:left w:w="120" w:type="dxa"/>
+              <w:bottom w:w="60" w:type="dxa"/>
+              <w:right w:w="120" w:type="dxa"/>
+            </w:tcMar>
+          </w:tcPr>
+          <w:p>
+            <w:pPr>
+              <w:pStyle w:val="Compact"/>
+              <w:wordWrap w:val="1"/>
             </w:pPr>
             <w:r>
               <w:t xml:space="preserve">추적성 요구사항 명시, 로트 혼합 금지 요구</w:t>
@@ -5647,10 +5565,18 @@
           </w:p>
         </w:tc>
         <w:tc>
-          <w:tcPr/>
-          <w:p>
-            <w:pPr>
-              <w:pStyle w:val="Compact"/>
+          <w:tcPr>
+            <w:tcMar>
+              <w:top w:w="60" w:type="dxa"/>
+              <w:left w:w="120" w:type="dxa"/>
+              <w:bottom w:w="60" w:type="dxa"/>
+              <w:right w:w="120" w:type="dxa"/>
+            </w:tcMar>
+          </w:tcPr>
+          <w:p>
+            <w:pPr>
+              <w:pStyle w:val="Compact"/>
+              <w:wordWrap w:val="1"/>
             </w:pPr>
             <w:r>
               <w:t xml:space="preserve">품질팀</w:t>
@@ -5682,10 +5608,18 @@
           </w:p>
         </w:tc>
         <w:tc>
-          <w:tcPr/>
-          <w:p>
-            <w:pPr>
-              <w:pStyle w:val="Compact"/>
+          <w:tcPr>
+            <w:tcMar>
+              <w:top w:w="60" w:type="dxa"/>
+              <w:left w:w="120" w:type="dxa"/>
+              <w:bottom w:w="60" w:type="dxa"/>
+              <w:right w:w="120" w:type="dxa"/>
+            </w:tcMar>
+          </w:tcPr>
+          <w:p>
+            <w:pPr>
+              <w:pStyle w:val="Compact"/>
+              <w:wordWrap w:val="1"/>
             </w:pPr>
             <w:r>
               <w:t xml:space="preserve">품질팀</w:t>
@@ -5853,7 +5787,7 @@
         </w:trPr>
         <w:tc>
           <w:tcPr>
-            <w:tcW w:w="2460" w:type="dxa"/>
+            <w:tcW w:w="2723" w:type="dxa"/>
             <w:tcMar>
               <w:top w:w="60" w:type="dxa"/>
               <w:left w:w="120" w:type="dxa"/>
@@ -5874,7 +5808,7 @@
         </w:tc>
         <w:tc>
           <w:tcPr>
-            <w:tcW w:w="6328" w:type="dxa"/>
+            <w:tcW w:w="6065" w:type="dxa"/>
             <w:tcMar>
               <w:top w:w="60" w:type="dxa"/>
               <w:left w:w="120" w:type="dxa"/>
@@ -5896,9 +5830,7 @@
       </w:tr>
       <w:tr>
         <w:tc>
-          <w:tcPr>
-            <w:tcW w:w="2460" w:type="dxa"/>
-          </w:tcPr>
+          <w:tcPr/>
           <w:p>
             <w:pPr>
               <w:pStyle w:val="Compact"/>
@@ -5910,7 +5842,7 @@
         </w:tc>
         <w:tc>
           <w:tcPr>
-            <w:tcW w:w="6328" w:type="dxa"/>
+            <w:tcW w:w="6065" w:type="dxa"/>
             <w:tcMar>
               <w:top w:w="60" w:type="dxa"/>
               <w:left w:w="120" w:type="dxa"/>
@@ -5943,6 +5875,7 @@
         </w:tc>
         <w:tc>
           <w:tcPr>
+            <w:tcW w:w="6065" w:type="dxa"/>
             <w:tcMar>
               <w:top w:w="60" w:type="dxa"/>
               <w:left w:w="120" w:type="dxa"/>
@@ -5974,9 +5907,7 @@
           </w:p>
         </w:tc>
         <w:tc>
-          <w:tcPr>
-            <w:tcW w:w="6328" w:type="dxa"/>
-          </w:tcPr>
+          <w:tcPr/>
           <w:p>
             <w:pPr>
               <w:pStyle w:val="Compact"/>
@@ -5989,19 +5920,10 @@
       </w:tr>
       <w:tr>
         <w:tc>
-          <w:tcPr>
-            <w:tcW w:w="2460" w:type="dxa"/>
-            <w:tcMar>
-              <w:top w:w="60" w:type="dxa"/>
-              <w:left w:w="120" w:type="dxa"/>
-              <w:bottom w:w="60" w:type="dxa"/>
-              <w:right w:w="120" w:type="dxa"/>
-            </w:tcMar>
-          </w:tcPr>
-          <w:p>
-            <w:pPr>
-              <w:pStyle w:val="Compact"/>
-              <w:wordWrap w:val="1"/>
+          <w:tcPr/>
+          <w:p>
+            <w:pPr>
+              <w:pStyle w:val="Compact"/>
             </w:pPr>
             <w:r>
               <w:t xml:space="preserve">합격 표시 (AAM)</w:t>
@@ -6009,10 +5931,19 @@
           </w:p>
         </w:tc>
         <w:tc>
-          <w:tcPr/>
-          <w:p>
-            <w:pPr>
-              <w:pStyle w:val="Compact"/>
+          <w:tcPr>
+            <w:tcW w:w="6065" w:type="dxa"/>
+            <w:tcMar>
+              <w:top w:w="60" w:type="dxa"/>
+              <w:left w:w="120" w:type="dxa"/>
+              <w:bottom w:w="60" w:type="dxa"/>
+              <w:right w:w="120" w:type="dxa"/>
+            </w:tcMar>
+          </w:tcPr>
+          <w:p>
+            <w:pPr>
+              <w:pStyle w:val="Compact"/>
+              <w:wordWrap w:val="1"/>
             </w:pPr>
             <w:r>
               <w:t xml:space="preserve">합격 스탬프, 전자서명 또는 합격 라벨</w:t>
@@ -6046,18 +5977,10 @@
       </w:tr>
       <w:tr>
         <w:tc>
-          <w:tcPr>
-            <w:tcMar>
-              <w:top w:w="60" w:type="dxa"/>
-              <w:left w:w="120" w:type="dxa"/>
-              <w:bottom w:w="60" w:type="dxa"/>
-              <w:right w:w="120" w:type="dxa"/>
-            </w:tcMar>
-          </w:tcPr>
-          <w:p>
-            <w:pPr>
-              <w:pStyle w:val="Compact"/>
-              <w:wordWrap w:val="1"/>
+          <w:tcPr/>
+          <w:p>
+            <w:pPr>
+              <w:pStyle w:val="Compact"/>
             </w:pPr>
             <w:r>
               <w:t xml:space="preserve">고객 주문 번호</w:t>
@@ -6065,18 +5988,10 @@
           </w:p>
         </w:tc>
         <w:tc>
-          <w:tcPr>
-            <w:tcMar>
-              <w:top w:w="60" w:type="dxa"/>
-              <w:left w:w="120" w:type="dxa"/>
-              <w:bottom w:w="60" w:type="dxa"/>
-              <w:right w:w="120" w:type="dxa"/>
-            </w:tcMar>
-          </w:tcPr>
-          <w:p>
-            <w:pPr>
-              <w:pStyle w:val="Compact"/>
-              <w:wordWrap w:val="1"/>
+          <w:tcPr/>
+          <w:p>
+            <w:pPr>
+              <w:pStyle w:val="Compact"/>
             </w:pPr>
             <w:r>
               <w:t xml:space="preserve">Purchase Order Number</w:t>
@@ -6528,18 +6443,10 @@
           </w:p>
         </w:tc>
         <w:tc>
-          <w:tcPr>
-            <w:tcMar>
-              <w:top w:w="60" w:type="dxa"/>
-              <w:left w:w="120" w:type="dxa"/>
-              <w:bottom w:w="60" w:type="dxa"/>
-              <w:right w:w="120" w:type="dxa"/>
-            </w:tcMar>
-          </w:tcPr>
-          <w:p>
-            <w:pPr>
-              <w:pStyle w:val="Compact"/>
-              <w:wordWrap w:val="1"/>
+          <w:tcPr/>
+          <w:p>
+            <w:pPr>
+              <w:pStyle w:val="Compact"/>
             </w:pPr>
             <w:r>
               <w:t xml:space="preserve">제품 수명 + 3년</w:t>
@@ -6747,116 +6654,192 @@
         <w:t xml:space="preserve">매트릭스 구조:</w:t>
       </w:r>
     </w:p>
-    <w:p>
-      <w:pPr>
-        <w:pStyle w:val="SourceCode"/>
-      </w:pPr>
-      <w:r>
-        <w:rPr>
-          <w:rStyle w:val="VerbatimChar"/>
-        </w:rPr>
-        <w:t xml:space="preserve">┌─────────────────────────────────────────────────────────────────┐</w:t>
-      </w:r>
-      <w:r>
-        <w:br/>
-      </w:r>
-      <w:r>
-        <w:rPr>
-          <w:rStyle w:val="VerbatimChar"/>
-        </w:rPr>
-        <w:t xml:space="preserve">│                    추적성 매트릭스 (QF-812-05)                    │</w:t>
-      </w:r>
-      <w:r>
-        <w:br/>
-      </w:r>
-      <w:r>
-        <w:rPr>
-          <w:rStyle w:val="VerbatimChar"/>
-        </w:rPr>
-        <w:t xml:space="preserve">├──────────────┬──────────────┬──────────────┬───────────────────┤</w:t>
-      </w:r>
-      <w:r>
-        <w:br/>
-      </w:r>
-      <w:r>
-        <w:rPr>
-          <w:rStyle w:val="VerbatimChar"/>
-        </w:rPr>
-        <w:t xml:space="preserve">│  원자재 정보   │   공정 정보   │  완제품 정보   │   출하 정보       │</w:t>
-      </w:r>
-      <w:r>
-        <w:br/>
-      </w:r>
-      <w:r>
-        <w:rPr>
-          <w:rStyle w:val="VerbatimChar"/>
-        </w:rPr>
-        <w:t xml:space="preserve">├──────────────┼──────────────┼──────────────┼───────────────────┤</w:t>
-      </w:r>
-      <w:r>
-        <w:br/>
-      </w:r>
-      <w:r>
-        <w:rPr>
-          <w:rStyle w:val="VerbatimChar"/>
-        </w:rPr>
-        <w:t xml:space="preserve">│ 원자재 부품번호 │ 작업지시 번호  │ 완제품 부품번호 │ 고객 주문 번호    │</w:t>
-      </w:r>
-      <w:r>
-        <w:br/>
-      </w:r>
-      <w:r>
-        <w:rPr>
-          <w:rStyle w:val="VerbatimChar"/>
-        </w:rPr>
-        <w:t xml:space="preserve">│ 공급업체명     │ 공정별 작업일  │ 완제품 로트 번호│ 출하일           │</w:t>
-      </w:r>
-      <w:r>
-        <w:br/>
-      </w:r>
-      <w:r>
-        <w:rPr>
-          <w:rStyle w:val="VerbatimChar"/>
-        </w:rPr>
-        <w:t xml:space="preserve">│ 공급업체 로트   │ 작업자/검사자  │ 시리얼 번호    │ 출하처(고객)      │</w:t>
-      </w:r>
-      <w:r>
-        <w:br/>
-      </w:r>
-      <w:r>
-        <w:rPr>
-          <w:rStyle w:val="VerbatimChar"/>
-        </w:rPr>
-        <w:t xml:space="preserve">│ 당사 로트 번호  │ 사용 설비     │ 최종검사 결과  │ 패킹 리스트 번호  │</w:t>
-      </w:r>
-      <w:r>
-        <w:br/>
-      </w:r>
-      <w:r>
-        <w:rPr>
-          <w:rStyle w:val="VerbatimChar"/>
-        </w:rPr>
-        <w:t xml:space="preserve">│ Mill Cert No. │ 외주 공정 기록 │ CoC 번호      │ 항공기 등록번호   │</w:t>
-      </w:r>
-      <w:r>
-        <w:br/>
-      </w:r>
-      <w:r>
-        <w:rPr>
-          <w:rStyle w:val="VerbatimChar"/>
-        </w:rPr>
-        <w:t xml:space="preserve">│ 입고일/수량    │ 부적합 이력   │ AAM 기록      │ (해당 시)        │</w:t>
-      </w:r>
-      <w:r>
-        <w:br/>
-      </w:r>
-      <w:r>
-        <w:rPr>
-          <w:rStyle w:val="VerbatimChar"/>
-        </w:rPr>
-        <w:t xml:space="preserve">└──────────────┴──────────────┴──────────────┴───────────────────┘</w:t>
-      </w:r>
-    </w:p>
+    <w:tbl>
+      <w:tblPr>
+        <w:tblLook w:firstColumn="1" w:firstRow="1" w:lastColumn="0" w:lastRow="0" w:noHBand="0" w:noVBand="1" w:val="04A0"/>
+        <w:tblW w:w="8788" w:type="dxa"/>
+        <w:tblBorders>
+          <w:top w:val="single" w:sz="4" w:color="2E74B5" w:space="0"/>
+          <w:left w:val="single" w:sz="4" w:color="2E74B5" w:space="0"/>
+          <w:bottom w:val="single" w:sz="4" w:color="2E74B5" w:space="0"/>
+          <w:right w:val="single" w:sz="4" w:color="2E74B5" w:space="0"/>
+          <w:insideH w:val="single" w:sz="4" w:color="BDD7EE" w:space="0"/>
+          <w:insideV w:val="single" w:sz="2" w:color="D9D9D9" w:space="0"/>
+        </w:tblBorders>
+      </w:tblPr>
+      <w:tblGrid>
+        <w:gridCol w:w="8788"/>
+      </w:tblGrid>
+      <w:tr>
+        <w:tc>
+          <w:tcPr>
+            <w:tcW w:w="8788" w:type="dxa"/>
+            <w:tcMar>
+              <w:top w:w="80" w:type="dxa"/>
+              <w:left w:w="140" w:type="dxa"/>
+              <w:bottom w:w="80" w:type="dxa"/>
+              <w:right w:w="140" w:type="dxa"/>
+            </w:tcMar>
+          </w:tcPr>
+          <w:p>
+            <w:pPr>
+              <w:spacing w:before="0" w:after="0" w:line="240" w:lineRule="auto"/>
+            </w:pPr>
+            <w:r>
+              <w:rPr>
+                <w:rFonts w:ascii="Courier New" w:hAnsi="Courier New" w:eastAsia="NanumGothicCoding"/>
+                <w:sz w:val="18"/>
+                <w:szCs w:val="18"/>
+              </w:rPr>
+              <w:t xml:space="preserve">┌─────────────────────────────────────────────────────────────────┐</w:t>
+            </w:r>
+          </w:p>
+          <w:p>
+            <w:pPr>
+              <w:spacing w:before="0" w:after="0" w:line="240" w:lineRule="auto"/>
+            </w:pPr>
+            <w:r>
+              <w:rPr>
+                <w:rFonts w:ascii="Courier New" w:hAnsi="Courier New" w:eastAsia="NanumGothicCoding"/>
+                <w:sz w:val="18"/>
+                <w:szCs w:val="18"/>
+              </w:rPr>
+              <w:t xml:space="preserve">│                    추적성 매트릭스 (QF-812-05)                    │</w:t>
+            </w:r>
+          </w:p>
+          <w:p>
+            <w:pPr>
+              <w:spacing w:before="0" w:after="0" w:line="240" w:lineRule="auto"/>
+            </w:pPr>
+            <w:r>
+              <w:rPr>
+                <w:rFonts w:ascii="Courier New" w:hAnsi="Courier New" w:eastAsia="NanumGothicCoding"/>
+                <w:sz w:val="18"/>
+                <w:szCs w:val="18"/>
+              </w:rPr>
+              <w:t xml:space="preserve">├──────────────┬──────────────┬──────────────┬───────────────────┤</w:t>
+            </w:r>
+          </w:p>
+          <w:p>
+            <w:pPr>
+              <w:spacing w:before="0" w:after="0" w:line="240" w:lineRule="auto"/>
+            </w:pPr>
+            <w:r>
+              <w:rPr>
+                <w:rFonts w:ascii="Courier New" w:hAnsi="Courier New" w:eastAsia="NanumGothicCoding"/>
+                <w:sz w:val="18"/>
+                <w:szCs w:val="18"/>
+              </w:rPr>
+              <w:t xml:space="preserve">│  원자재 정보   │   공정 정보   │  완제품 정보   │   출하 정보       │</w:t>
+            </w:r>
+          </w:p>
+          <w:p>
+            <w:pPr>
+              <w:spacing w:before="0" w:after="0" w:line="240" w:lineRule="auto"/>
+            </w:pPr>
+            <w:r>
+              <w:rPr>
+                <w:rFonts w:ascii="Courier New" w:hAnsi="Courier New" w:eastAsia="NanumGothicCoding"/>
+                <w:sz w:val="18"/>
+                <w:szCs w:val="18"/>
+              </w:rPr>
+              <w:t xml:space="preserve">├──────────────┼──────────────┼──────────────┼───────────────────┤</w:t>
+            </w:r>
+          </w:p>
+          <w:p>
+            <w:pPr>
+              <w:spacing w:before="0" w:after="0" w:line="240" w:lineRule="auto"/>
+            </w:pPr>
+            <w:r>
+              <w:rPr>
+                <w:rFonts w:ascii="Courier New" w:hAnsi="Courier New" w:eastAsia="NanumGothicCoding"/>
+                <w:sz w:val="18"/>
+                <w:szCs w:val="18"/>
+              </w:rPr>
+              <w:t xml:space="preserve">│ 원자재 부품번호 │ 작업지시 번호  │ 완제품 부품번호 │ 고객 주문 번호    │</w:t>
+            </w:r>
+          </w:p>
+          <w:p>
+            <w:pPr>
+              <w:spacing w:before="0" w:after="0" w:line="240" w:lineRule="auto"/>
+            </w:pPr>
+            <w:r>
+              <w:rPr>
+                <w:rFonts w:ascii="Courier New" w:hAnsi="Courier New" w:eastAsia="NanumGothicCoding"/>
+                <w:sz w:val="18"/>
+                <w:szCs w:val="18"/>
+              </w:rPr>
+              <w:t xml:space="preserve">│ 공급업체명     │ 공정별 작업일  │ 완제품 로트 번호│ 출하일           │</w:t>
+            </w:r>
+          </w:p>
+          <w:p>
+            <w:pPr>
+              <w:spacing w:before="0" w:after="0" w:line="240" w:lineRule="auto"/>
+            </w:pPr>
+            <w:r>
+              <w:rPr>
+                <w:rFonts w:ascii="Courier New" w:hAnsi="Courier New" w:eastAsia="NanumGothicCoding"/>
+                <w:sz w:val="18"/>
+                <w:szCs w:val="18"/>
+              </w:rPr>
+              <w:t xml:space="preserve">│ 공급업체 로트   │ 작업자/검사자  │ 시리얼 번호    │ 출하처(고객)      │</w:t>
+            </w:r>
+          </w:p>
+          <w:p>
+            <w:pPr>
+              <w:spacing w:before="0" w:after="0" w:line="240" w:lineRule="auto"/>
+            </w:pPr>
+            <w:r>
+              <w:rPr>
+                <w:rFonts w:ascii="Courier New" w:hAnsi="Courier New" w:eastAsia="NanumGothicCoding"/>
+                <w:sz w:val="18"/>
+                <w:szCs w:val="18"/>
+              </w:rPr>
+              <w:t xml:space="preserve">│ 당사 로트 번호  │ 사용 설비     │ 최종검사 결과  │ 패킹 리스트 번호  │</w:t>
+            </w:r>
+          </w:p>
+          <w:p>
+            <w:pPr>
+              <w:spacing w:before="0" w:after="0" w:line="240" w:lineRule="auto"/>
+            </w:pPr>
+            <w:r>
+              <w:rPr>
+                <w:rFonts w:ascii="Courier New" w:hAnsi="Courier New" w:eastAsia="NanumGothicCoding"/>
+                <w:sz w:val="18"/>
+                <w:szCs w:val="18"/>
+              </w:rPr>
+              <w:t xml:space="preserve">│ Mill Cert No. │ 외주 공정 기록 │ CoC 번호      │ 항공기 등록번호   │</w:t>
+            </w:r>
+          </w:p>
+          <w:p>
+            <w:pPr>
+              <w:spacing w:before="0" w:after="0" w:line="240" w:lineRule="auto"/>
+            </w:pPr>
+            <w:r>
+              <w:rPr>
+                <w:rFonts w:ascii="Courier New" w:hAnsi="Courier New" w:eastAsia="NanumGothicCoding"/>
+                <w:sz w:val="18"/>
+                <w:szCs w:val="18"/>
+              </w:rPr>
+              <w:t xml:space="preserve">│ 입고일/수량    │ 부적합 이력   │ AAM 기록      │ (해당 시)        │</w:t>
+            </w:r>
+          </w:p>
+          <w:p>
+            <w:pPr>
+              <w:spacing w:before="0" w:after="0" w:line="240" w:lineRule="auto"/>
+            </w:pPr>
+            <w:r>
+              <w:rPr>
+                <w:rFonts w:ascii="Courier New" w:hAnsi="Courier New" w:eastAsia="NanumGothicCoding"/>
+                <w:sz w:val="18"/>
+                <w:szCs w:val="18"/>
+              </w:rPr>
+              <w:t xml:space="preserve">└──────────────┴──────────────┴──────────────┴───────────────────┘</w:t>
+            </w:r>
+          </w:p>
+        </w:tc>
+      </w:tr>
+    </w:tbl>
     <w:bookmarkEnd w:id="41"/>
     <w:bookmarkStart w:id="42" w:name="정방향-추적-forward-traceability"/>
     <w:p>
@@ -7147,7 +7130,7 @@
         </w:trPr>
         <w:tc>
           <w:tcPr>
-            <w:tcW w:w="2460" w:type="dxa"/>
+            <w:tcW w:w="1618" w:type="dxa"/>
             <w:tcMar>
               <w:top w:w="60" w:type="dxa"/>
               <w:left w:w="120" w:type="dxa"/>
@@ -7168,7 +7151,7 @@
         </w:tc>
         <w:tc>
           <w:tcPr>
-            <w:tcW w:w="6328" w:type="dxa"/>
+            <w:tcW w:w="7170" w:type="dxa"/>
             <w:tcMar>
               <w:top w:w="60" w:type="dxa"/>
               <w:left w:w="120" w:type="dxa"/>
@@ -7190,9 +7173,7 @@
       </w:tr>
       <w:tr>
         <w:tc>
-          <w:tcPr>
-            <w:tcW w:w="2460" w:type="dxa"/>
-          </w:tcPr>
+          <w:tcPr/>
           <w:p>
             <w:pPr>
               <w:pStyle w:val="Compact"/>
@@ -7204,7 +7185,7 @@
         </w:tc>
         <w:tc>
           <w:tcPr>
-            <w:tcW w:w="6328" w:type="dxa"/>
+            <w:tcW w:w="7170" w:type="dxa"/>
             <w:tcMar>
               <w:top w:w="60" w:type="dxa"/>
               <w:left w:w="120" w:type="dxa"/>
@@ -7237,6 +7218,7 @@
         </w:tc>
         <w:tc>
           <w:tcPr>
+            <w:tcW w:w="7170" w:type="dxa"/>
             <w:tcMar>
               <w:top w:w="60" w:type="dxa"/>
               <w:left w:w="120" w:type="dxa"/>
@@ -7268,9 +7250,7 @@
           </w:p>
         </w:tc>
         <w:tc>
-          <w:tcPr>
-            <w:tcW w:w="6328" w:type="dxa"/>
-          </w:tcPr>
+          <w:tcPr/>
           <w:p>
             <w:pPr>
               <w:pStyle w:val="Compact"/>
@@ -7283,19 +7263,10 @@
       </w:tr>
       <w:tr>
         <w:tc>
-          <w:tcPr>
-            <w:tcW w:w="2460" w:type="dxa"/>
-            <w:tcMar>
-              <w:top w:w="60" w:type="dxa"/>
-              <w:left w:w="120" w:type="dxa"/>
-              <w:bottom w:w="60" w:type="dxa"/>
-              <w:right w:w="120" w:type="dxa"/>
-            </w:tcMar>
-          </w:tcPr>
-          <w:p>
-            <w:pPr>
-              <w:pStyle w:val="Compact"/>
-              <w:wordWrap w:val="1"/>
+          <w:tcPr/>
+          <w:p>
+            <w:pPr>
+              <w:pStyle w:val="Compact"/>
             </w:pPr>
             <w:r>
               <w:t xml:space="preserve">기록</w:t>
@@ -7303,10 +7274,19 @@
           </w:p>
         </w:tc>
         <w:tc>
-          <w:tcPr/>
-          <w:p>
-            <w:pPr>
-              <w:pStyle w:val="Compact"/>
+          <w:tcPr>
+            <w:tcW w:w="7170" w:type="dxa"/>
+            <w:tcMar>
+              <w:top w:w="60" w:type="dxa"/>
+              <w:left w:w="120" w:type="dxa"/>
+              <w:bottom w:w="60" w:type="dxa"/>
+              <w:right w:w="120" w:type="dxa"/>
+            </w:tcMar>
+          </w:tcPr>
+          <w:p>
+            <w:pPr>
+              <w:pStyle w:val="Compact"/>
+              <w:wordWrap w:val="1"/>
             </w:pPr>
             <w:r>
               <w:t xml:space="preserve">추적성 훈련 기록서(QF-812-06)</w:t>
@@ -7340,18 +7320,10 @@
       </w:tr>
       <w:tr>
         <w:tc>
-          <w:tcPr>
-            <w:tcMar>
-              <w:top w:w="60" w:type="dxa"/>
-              <w:left w:w="120" w:type="dxa"/>
-              <w:bottom w:w="60" w:type="dxa"/>
-              <w:right w:w="120" w:type="dxa"/>
-            </w:tcMar>
-          </w:tcPr>
-          <w:p>
-            <w:pPr>
-              <w:pStyle w:val="Compact"/>
-              <w:wordWrap w:val="1"/>
+          <w:tcPr/>
+          <w:p>
+            <w:pPr>
+              <w:pStyle w:val="Compact"/>
             </w:pPr>
             <w:r>
               <w:t xml:space="preserve">책임자</w:t>
@@ -7359,18 +7331,10 @@
           </w:p>
         </w:tc>
         <w:tc>
-          <w:tcPr>
-            <w:tcMar>
-              <w:top w:w="60" w:type="dxa"/>
-              <w:left w:w="120" w:type="dxa"/>
-              <w:bottom w:w="60" w:type="dxa"/>
-              <w:right w:w="120" w:type="dxa"/>
-            </w:tcMar>
-          </w:tcPr>
-          <w:p>
-            <w:pPr>
-              <w:pStyle w:val="Compact"/>
-              <w:wordWrap w:val="1"/>
+          <w:tcPr/>
+          <w:p>
+            <w:pPr>
+              <w:pStyle w:val="Compact"/>
             </w:pPr>
             <w:r>
               <w:t xml:space="preserve">품질팀장</w:t>
@@ -7559,10 +7523,18 @@
           </w:p>
         </w:tc>
         <w:tc>
-          <w:tcPr/>
-          <w:p>
-            <w:pPr>
-              <w:pStyle w:val="Compact"/>
+          <w:tcPr>
+            <w:tcMar>
+              <w:top w:w="60" w:type="dxa"/>
+              <w:left w:w="120" w:type="dxa"/>
+              <w:bottom w:w="60" w:type="dxa"/>
+              <w:right w:w="120" w:type="dxa"/>
+            </w:tcMar>
+          </w:tcPr>
+          <w:p>
+            <w:pPr>
+              <w:pStyle w:val="Compact"/>
+              <w:wordWrap w:val="1"/>
             </w:pPr>
             <w:r>
               <w:t xml:space="preserve">구축 필요</w:t>
@@ -7807,7 +7779,7 @@
         </w:trPr>
         <w:tc>
           <w:tcPr>
-            <w:tcW w:w="2460" w:type="dxa"/>
+            <w:tcW w:w="2138" w:type="dxa"/>
             <w:tcMar>
               <w:top w:w="60" w:type="dxa"/>
               <w:left w:w="120" w:type="dxa"/>
@@ -7828,7 +7800,7 @@
         </w:tc>
         <w:tc>
           <w:tcPr>
-            <w:tcW w:w="6328" w:type="dxa"/>
+            <w:tcW w:w="6650" w:type="dxa"/>
             <w:tcMar>
               <w:top w:w="60" w:type="dxa"/>
               <w:left w:w="120" w:type="dxa"/>
@@ -7850,9 +7822,7 @@
       </w:tr>
       <w:tr>
         <w:tc>
-          <w:tcPr>
-            <w:tcW w:w="2460" w:type="dxa"/>
-          </w:tcPr>
+          <w:tcPr/>
           <w:p>
             <w:pPr>
               <w:pStyle w:val="Compact"/>
@@ -7864,7 +7834,7 @@
         </w:tc>
         <w:tc>
           <w:tcPr>
-            <w:tcW w:w="6328" w:type="dxa"/>
+            <w:tcW w:w="6650" w:type="dxa"/>
             <w:tcMar>
               <w:top w:w="60" w:type="dxa"/>
               <w:left w:w="120" w:type="dxa"/>
@@ -7897,6 +7867,7 @@
         </w:tc>
         <w:tc>
           <w:tcPr>
+            <w:tcW w:w="6650" w:type="dxa"/>
             <w:tcMar>
               <w:top w:w="60" w:type="dxa"/>
               <w:left w:w="120" w:type="dxa"/>
@@ -7928,9 +7899,7 @@
           </w:p>
         </w:tc>
         <w:tc>
-          <w:tcPr>
-            <w:tcW w:w="6328" w:type="dxa"/>
-          </w:tcPr>
+          <w:tcPr/>
           <w:p>
             <w:pPr>
               <w:pStyle w:val="Compact"/>
@@ -7944,7 +7913,6 @@
       <w:tr>
         <w:tc>
           <w:tcPr>
-            <w:tcW w:w="2460" w:type="dxa"/>
             <w:tcMar>
               <w:top w:w="60" w:type="dxa"/>
               <w:left w:w="120" w:type="dxa"/>
@@ -7963,10 +7931,19 @@
           </w:p>
         </w:tc>
         <w:tc>
-          <w:tcPr/>
-          <w:p>
-            <w:pPr>
-              <w:pStyle w:val="Compact"/>
+          <w:tcPr>
+            <w:tcW w:w="6650" w:type="dxa"/>
+            <w:tcMar>
+              <w:top w:w="60" w:type="dxa"/>
+              <w:left w:w="120" w:type="dxa"/>
+              <w:bottom w:w="60" w:type="dxa"/>
+              <w:right w:w="120" w:type="dxa"/>
+            </w:tcMar>
+          </w:tcPr>
+          <w:p>
+            <w:pPr>
+              <w:pStyle w:val="Compact"/>
+              <w:wordWrap w:val="1"/>
             </w:pPr>
             <w:r>
               <w:t xml:space="preserve">부품번호, 로트 번호, 수량, 바코드, 검사 상태 (색상 구분)</w:t>
@@ -7976,18 +7953,10 @@
       </w:tr>
       <w:tr>
         <w:tc>
-          <w:tcPr>
-            <w:tcMar>
-              <w:top w:w="60" w:type="dxa"/>
-              <w:left w:w="120" w:type="dxa"/>
-              <w:bottom w:w="60" w:type="dxa"/>
-              <w:right w:w="120" w:type="dxa"/>
-            </w:tcMar>
-          </w:tcPr>
-          <w:p>
-            <w:pPr>
-              <w:pStyle w:val="Compact"/>
-              <w:wordWrap w:val="1"/>
+          <w:tcPr/>
+          <w:p>
+            <w:pPr>
+              <w:pStyle w:val="Compact"/>
             </w:pPr>
             <w:r>
               <w:t xml:space="preserve">라벨 재질</w:t>
@@ -9021,7 +8990,7 @@
         </w:trPr>
         <w:tc>
           <w:tcPr>
-            <w:tcW w:w="2460" w:type="dxa"/>
+            <w:tcW w:w="1618" w:type="dxa"/>
             <w:tcMar>
               <w:top w:w="60" w:type="dxa"/>
               <w:left w:w="120" w:type="dxa"/>
@@ -9042,7 +9011,7 @@
         </w:tc>
         <w:tc>
           <w:tcPr>
-            <w:tcW w:w="6328" w:type="dxa"/>
+            <w:tcW w:w="7170" w:type="dxa"/>
             <w:tcMar>
               <w:top w:w="60" w:type="dxa"/>
               <w:left w:w="120" w:type="dxa"/>
@@ -9064,9 +9033,7 @@
       </w:tr>
       <w:tr>
         <w:tc>
-          <w:tcPr>
-            <w:tcW w:w="2460" w:type="dxa"/>
-          </w:tcPr>
+          <w:tcPr/>
           <w:p>
             <w:pPr>
               <w:pStyle w:val="Compact"/>
@@ -9078,7 +9045,7 @@
         </w:tc>
         <w:tc>
           <w:tcPr>
-            <w:tcW w:w="6328" w:type="dxa"/>
+            <w:tcW w:w="7170" w:type="dxa"/>
             <w:tcMar>
               <w:top w:w="60" w:type="dxa"/>
               <w:left w:w="120" w:type="dxa"/>
@@ -9117,17 +9084,11 @@
         </w:tc>
         <w:tc>
           <w:tcPr>
-            <w:tcMar>
-              <w:top w:w="60" w:type="dxa"/>
-              <w:left w:w="120" w:type="dxa"/>
-              <w:bottom w:w="60" w:type="dxa"/>
-              <w:right w:w="120" w:type="dxa"/>
-            </w:tcMar>
-          </w:tcPr>
-          <w:p>
-            <w:pPr>
-              <w:pStyle w:val="Compact"/>
-              <w:wordWrap w:val="1"/>
+            <w:tcW w:w="7170" w:type="dxa"/>
+          </w:tcPr>
+          <w:p>
+            <w:pPr>
+              <w:pStyle w:val="Compact"/>
             </w:pPr>
             <w:r>
               <w:t xml:space="preserve">설치일, 사용 시간/사이클, 잔여 수명을 기록으로 관리</w:t>
@@ -9148,9 +9109,7 @@
           </w:p>
         </w:tc>
         <w:tc>
-          <w:tcPr>
-            <w:tcW w:w="6328" w:type="dxa"/>
-          </w:tcPr>
+          <w:tcPr/>
           <w:p>
             <w:pPr>
               <w:pStyle w:val="Compact"/>
@@ -9163,19 +9122,10 @@
       </w:tr>
       <w:tr>
         <w:tc>
-          <w:tcPr>
-            <w:tcW w:w="2460" w:type="dxa"/>
-            <w:tcMar>
-              <w:top w:w="60" w:type="dxa"/>
-              <w:left w:w="120" w:type="dxa"/>
-              <w:bottom w:w="60" w:type="dxa"/>
-              <w:right w:w="120" w:type="dxa"/>
-            </w:tcMar>
-          </w:tcPr>
-          <w:p>
-            <w:pPr>
-              <w:pStyle w:val="Compact"/>
-              <w:wordWrap w:val="1"/>
+          <w:tcPr/>
+          <w:p>
+            <w:pPr>
+              <w:pStyle w:val="Compact"/>
             </w:pPr>
             <w:r>
               <w:t xml:space="preserve">기록 연계</w:t>
@@ -9183,10 +9133,19 @@
           </w:p>
         </w:tc>
         <w:tc>
-          <w:tcPr/>
-          <w:p>
-            <w:pPr>
-              <w:pStyle w:val="Compact"/>
+          <w:tcPr>
+            <w:tcW w:w="7170" w:type="dxa"/>
+            <w:tcMar>
+              <w:top w:w="60" w:type="dxa"/>
+              <w:left w:w="120" w:type="dxa"/>
+              <w:bottom w:w="60" w:type="dxa"/>
+              <w:right w:w="120" w:type="dxa"/>
+            </w:tcMar>
+          </w:tcPr>
+          <w:p>
+            <w:pPr>
+              <w:pStyle w:val="Compact"/>
+              <w:wordWrap w:val="1"/>
             </w:pPr>
             <w:r>
               <w:t xml:space="preserve">수명 제한 부품 관리 대장(QF-812-08)에 등록</w:t>
@@ -9220,18 +9179,10 @@
       </w:tr>
       <w:tr>
         <w:tc>
-          <w:tcPr>
-            <w:tcMar>
-              <w:top w:w="60" w:type="dxa"/>
-              <w:left w:w="120" w:type="dxa"/>
-              <w:bottom w:w="60" w:type="dxa"/>
-              <w:right w:w="120" w:type="dxa"/>
-            </w:tcMar>
-          </w:tcPr>
-          <w:p>
-            <w:pPr>
-              <w:pStyle w:val="Compact"/>
-              <w:wordWrap w:val="1"/>
+          <w:tcPr/>
+          <w:p>
+            <w:pPr>
+              <w:pStyle w:val="Compact"/>
             </w:pPr>
             <w:r>
               <w:t xml:space="preserve">고객 통보</w:t>
@@ -9239,18 +9190,10 @@
           </w:p>
         </w:tc>
         <w:tc>
-          <w:tcPr>
-            <w:tcMar>
-              <w:top w:w="60" w:type="dxa"/>
-              <w:left w:w="120" w:type="dxa"/>
-              <w:bottom w:w="60" w:type="dxa"/>
-              <w:right w:w="120" w:type="dxa"/>
-            </w:tcMar>
-          </w:tcPr>
-          <w:p>
-            <w:pPr>
-              <w:pStyle w:val="Compact"/>
-              <w:wordWrap w:val="1"/>
+          <w:tcPr/>
+          <w:p>
+            <w:pPr>
+              <w:pStyle w:val="Compact"/>
             </w:pPr>
             <w:r>
               <w:t xml:space="preserve">수명 도래 정보를 고객에게 사전 통보 (해당 시)</w:t>
@@ -9302,7 +9245,7 @@
         </w:trPr>
         <w:tc>
           <w:tcPr>
-            <w:tcW w:w="2460" w:type="dxa"/>
+            <w:tcW w:w="2216" w:type="dxa"/>
             <w:tcMar>
               <w:top w:w="60" w:type="dxa"/>
               <w:left w:w="120" w:type="dxa"/>
@@ -9323,7 +9266,7 @@
         </w:tc>
         <w:tc>
           <w:tcPr>
-            <w:tcW w:w="6328" w:type="dxa"/>
+            <w:tcW w:w="6572" w:type="dxa"/>
             <w:tcMar>
               <w:top w:w="60" w:type="dxa"/>
               <w:left w:w="120" w:type="dxa"/>
@@ -9345,9 +9288,7 @@
       </w:tr>
       <w:tr>
         <w:tc>
-          <w:tcPr>
-            <w:tcW w:w="2460" w:type="dxa"/>
-          </w:tcPr>
+          <w:tcPr/>
           <w:p>
             <w:pPr>
               <w:pStyle w:val="Compact"/>
@@ -9359,7 +9300,7 @@
         </w:tc>
         <w:tc>
           <w:tcPr>
-            <w:tcW w:w="6328" w:type="dxa"/>
+            <w:tcW w:w="6572" w:type="dxa"/>
             <w:tcMar>
               <w:top w:w="60" w:type="dxa"/>
               <w:left w:w="120" w:type="dxa"/>
@@ -9392,6 +9333,7 @@
         </w:tc>
         <w:tc>
           <w:tcPr>
+            <w:tcW w:w="6572" w:type="dxa"/>
             <w:tcMar>
               <w:top w:w="60" w:type="dxa"/>
               <w:left w:w="120" w:type="dxa"/>
@@ -9423,9 +9365,7 @@
           </w:p>
         </w:tc>
         <w:tc>
-          <w:tcPr>
-            <w:tcW w:w="6328" w:type="dxa"/>
-          </w:tcPr>
+          <w:tcPr/>
           <w:p>
             <w:pPr>
               <w:pStyle w:val="Compact"/>
@@ -9438,19 +9378,10 @@
       </w:tr>
       <w:tr>
         <w:tc>
-          <w:tcPr>
-            <w:tcW w:w="2460" w:type="dxa"/>
-            <w:tcMar>
-              <w:top w:w="60" w:type="dxa"/>
-              <w:left w:w="120" w:type="dxa"/>
-              <w:bottom w:w="60" w:type="dxa"/>
-              <w:right w:w="120" w:type="dxa"/>
-            </w:tcMar>
-          </w:tcPr>
-          <w:p>
-            <w:pPr>
-              <w:pStyle w:val="Compact"/>
-              <w:wordWrap w:val="1"/>
+          <w:tcPr/>
+          <w:p>
+            <w:pPr>
+              <w:pStyle w:val="Compact"/>
             </w:pPr>
             <w:r>
               <w:t xml:space="preserve">만료 사전 알림</w:t>
@@ -9458,10 +9389,19 @@
           </w:p>
         </w:tc>
         <w:tc>
-          <w:tcPr/>
-          <w:p>
-            <w:pPr>
-              <w:pStyle w:val="Compact"/>
+          <w:tcPr>
+            <w:tcW w:w="6572" w:type="dxa"/>
+            <w:tcMar>
+              <w:top w:w="60" w:type="dxa"/>
+              <w:left w:w="120" w:type="dxa"/>
+              <w:bottom w:w="60" w:type="dxa"/>
+              <w:right w:w="120" w:type="dxa"/>
+            </w:tcMar>
+          </w:tcPr>
+          <w:p>
+            <w:pPr>
+              <w:pStyle w:val="Compact"/>
+              <w:wordWrap w:val="1"/>
             </w:pPr>
             <w:r>
               <w:t xml:space="preserve">만료 30일 전 자재팀에 알림 (ERP 또는 수동)</w:t>
@@ -9519,18 +9459,10 @@
       </w:tr>
       <w:tr>
         <w:tc>
-          <w:tcPr>
-            <w:tcMar>
-              <w:top w:w="60" w:type="dxa"/>
-              <w:left w:w="120" w:type="dxa"/>
-              <w:bottom w:w="60" w:type="dxa"/>
-              <w:right w:w="120" w:type="dxa"/>
-            </w:tcMar>
-          </w:tcPr>
-          <w:p>
-            <w:pPr>
-              <w:pStyle w:val="Compact"/>
-              <w:wordWrap w:val="1"/>
+          <w:tcPr/>
+          <w:p>
+            <w:pPr>
+              <w:pStyle w:val="Compact"/>
             </w:pPr>
             <w:r>
               <w:t xml:space="preserve">보관 조건</w:t>
@@ -9538,18 +9470,10 @@
           </w:p>
         </w:tc>
         <w:tc>
-          <w:tcPr>
-            <w:tcMar>
-              <w:top w:w="60" w:type="dxa"/>
-              <w:left w:w="120" w:type="dxa"/>
-              <w:bottom w:w="60" w:type="dxa"/>
-              <w:right w:w="120" w:type="dxa"/>
-            </w:tcMar>
-          </w:tcPr>
-          <w:p>
-            <w:pPr>
-              <w:pStyle w:val="Compact"/>
-              <w:wordWrap w:val="1"/>
+          <w:tcPr/>
+          <w:p>
+            <w:pPr>
+              <w:pStyle w:val="Compact"/>
             </w:pPr>
             <w:r>
               <w:t xml:space="preserve">온도, 습도 등 보관 조건 준수 여부 정기 확인</w:t>
@@ -10493,10 +10417,18 @@
           </w:p>
         </w:tc>
         <w:tc>
-          <w:tcPr/>
-          <w:p>
-            <w:pPr>
-              <w:pStyle w:val="Compact"/>
+          <w:tcPr>
+            <w:tcMar>
+              <w:top w:w="60" w:type="dxa"/>
+              <w:left w:w="120" w:type="dxa"/>
+              <w:bottom w:w="60" w:type="dxa"/>
+              <w:right w:w="120" w:type="dxa"/>
+            </w:tcMar>
+          </w:tcPr>
+          <w:p>
+            <w:pPr>
+              <w:pStyle w:val="Compact"/>
+              <w:wordWrap w:val="1"/>
             </w:pPr>
             <w:r>
               <w:t xml:space="preserve">자재팀장</w:t>
@@ -10550,10 +10482,18 @@
           </w:p>
         </w:tc>
         <w:tc>
-          <w:tcPr/>
-          <w:p>
-            <w:pPr>
-              <w:pStyle w:val="Compact"/>
+          <w:tcPr>
+            <w:tcMar>
+              <w:top w:w="60" w:type="dxa"/>
+              <w:left w:w="120" w:type="dxa"/>
+              <w:bottom w:w="60" w:type="dxa"/>
+              <w:right w:w="120" w:type="dxa"/>
+            </w:tcMar>
+          </w:tcPr>
+          <w:p>
+            <w:pPr>
+              <w:pStyle w:val="Compact"/>
+              <w:wordWrap w:val="1"/>
             </w:pPr>
             <w:r>
               <w:t xml:space="preserve">품질팀장</w:t>
@@ -10719,7 +10659,6 @@
               <w:bottom w:w="60" w:type="dxa"/>
               <w:right w:w="120" w:type="dxa"/>
             </w:tcMar>
-            <w:shd w:val="clear" w:color="auto" w:fill="DEEAF1"/>
           </w:tcPr>
           <w:p>
             <w:pPr>
@@ -10739,7 +10678,6 @@
               <w:bottom w:w="60" w:type="dxa"/>
               <w:right w:w="120" w:type="dxa"/>
             </w:tcMar>
-            <w:shd w:val="clear" w:color="auto" w:fill="DEEAF1"/>
           </w:tcPr>
           <w:p>
             <w:pPr>
@@ -10759,7 +10697,6 @@
               <w:bottom w:w="60" w:type="dxa"/>
               <w:right w:w="120" w:type="dxa"/>
             </w:tcMar>
-            <w:shd w:val="clear" w:color="auto" w:fill="DEEAF1"/>
           </w:tcPr>
           <w:p>
             <w:pPr>
@@ -11541,440 +11478,660 @@
         <w:t xml:space="preserve">부록 A: 로트 추적성 흐름도</w:t>
       </w:r>
     </w:p>
-    <w:p>
-      <w:pPr>
-        <w:pStyle w:val="SourceCode"/>
-      </w:pPr>
-      <w:r>
-        <w:rPr>
-          <w:rStyle w:val="VerbatimChar"/>
-        </w:rPr>
-        <w:t xml:space="preserve">┌──────────────┐</w:t>
-      </w:r>
-      <w:r>
-        <w:br/>
-      </w:r>
-      <w:r>
-        <w:rPr>
-          <w:rStyle w:val="VerbatimChar"/>
-        </w:rPr>
-        <w:t xml:space="preserve">│ 원자재 입고    │</w:t>
-      </w:r>
-      <w:r>
-        <w:br/>
-      </w:r>
-      <w:r>
-        <w:rPr>
-          <w:rStyle w:val="VerbatimChar"/>
-        </w:rPr>
-        <w:t xml:space="preserve">│ (로트번호 부여) │</w:t>
-      </w:r>
-      <w:r>
-        <w:br/>
-      </w:r>
-      <w:r>
-        <w:rPr>
-          <w:rStyle w:val="VerbatimChar"/>
-        </w:rPr>
-        <w:t xml:space="preserve">└──────┬───────┘</w:t>
-      </w:r>
-      <w:r>
-        <w:br/>
-      </w:r>
-      <w:r>
-        <w:rPr>
-          <w:rStyle w:val="VerbatimChar"/>
-        </w:rPr>
-        <w:t xml:space="preserve">       │ Mill Cert 매핑 (QF-812-01)</w:t>
-      </w:r>
-      <w:r>
-        <w:br/>
-      </w:r>
-      <w:r>
-        <w:rPr>
-          <w:rStyle w:val="VerbatimChar"/>
-        </w:rPr>
-        <w:t xml:space="preserve">       │ 입고 로트 등록 (QF-812-02)</w:t>
-      </w:r>
-      <w:r>
-        <w:br/>
-      </w:r>
-      <w:r>
-        <w:rPr>
-          <w:rStyle w:val="VerbatimChar"/>
-        </w:rPr>
-        <w:t xml:space="preserve">       │ 바코드 라벨 부착</w:t>
-      </w:r>
-      <w:r>
-        <w:br/>
-      </w:r>
-      <w:r>
-        <w:rPr>
-          <w:rStyle w:val="VerbatimChar"/>
-        </w:rPr>
-        <w:t xml:space="preserve">       ▼</w:t>
-      </w:r>
-      <w:r>
-        <w:br/>
-      </w:r>
-      <w:r>
-        <w:rPr>
-          <w:rStyle w:val="VerbatimChar"/>
-        </w:rPr>
-        <w:t xml:space="preserve">┌──────────────┐</w:t>
-      </w:r>
-      <w:r>
-        <w:br/>
-      </w:r>
-      <w:r>
-        <w:rPr>
-          <w:rStyle w:val="VerbatimChar"/>
-        </w:rPr>
-        <w:t xml:space="preserve">│ 수입검사      │</w:t>
-      </w:r>
-      <w:r>
-        <w:br/>
-      </w:r>
-      <w:r>
-        <w:rPr>
-          <w:rStyle w:val="VerbatimChar"/>
-        </w:rPr>
-        <w:t xml:space="preserve">│ (합격/부적합)  │</w:t>
-      </w:r>
-      <w:r>
-        <w:br/>
-      </w:r>
-      <w:r>
-        <w:rPr>
-          <w:rStyle w:val="VerbatimChar"/>
-        </w:rPr>
-        <w:t xml:space="preserve">└──────┬───────┘</w:t>
-      </w:r>
-      <w:r>
-        <w:br/>
-      </w:r>
-      <w:r>
-        <w:rPr>
-          <w:rStyle w:val="VerbatimChar"/>
-        </w:rPr>
-        <w:t xml:space="preserve">       │ 합격 → 승인 보관 구역</w:t>
-      </w:r>
-      <w:r>
-        <w:br/>
-      </w:r>
-      <w:r>
-        <w:rPr>
-          <w:rStyle w:val="VerbatimChar"/>
-        </w:rPr>
-        <w:t xml:space="preserve">       │ 부적합 → 격리 (QP-818)</w:t>
-      </w:r>
-      <w:r>
-        <w:br/>
-      </w:r>
-      <w:r>
-        <w:rPr>
-          <w:rStyle w:val="VerbatimChar"/>
-        </w:rPr>
-        <w:t xml:space="preserve">       ▼</w:t>
-      </w:r>
-      <w:r>
-        <w:br/>
-      </w:r>
-      <w:r>
-        <w:rPr>
-          <w:rStyle w:val="VerbatimChar"/>
-        </w:rPr>
-        <w:t xml:space="preserve">┌──────────────┐</w:t>
-      </w:r>
-      <w:r>
-        <w:br/>
-      </w:r>
-      <w:r>
-        <w:rPr>
-          <w:rStyle w:val="VerbatimChar"/>
-        </w:rPr>
-        <w:t xml:space="preserve">│ 자재 출고     │</w:t>
-      </w:r>
-      <w:r>
-        <w:br/>
-      </w:r>
-      <w:r>
-        <w:rPr>
-          <w:rStyle w:val="VerbatimChar"/>
-        </w:rPr>
-        <w:t xml:space="preserve">│ (WO에 따라)   │</w:t>
-      </w:r>
-      <w:r>
-        <w:br/>
-      </w:r>
-      <w:r>
-        <w:rPr>
-          <w:rStyle w:val="VerbatimChar"/>
-        </w:rPr>
-        <w:t xml:space="preserve">└──────┬───────┘</w:t>
-      </w:r>
-      <w:r>
-        <w:br/>
-      </w:r>
-      <w:r>
-        <w:rPr>
-          <w:rStyle w:val="VerbatimChar"/>
-        </w:rPr>
-        <w:t xml:space="preserve">       │ ERP: WO ↔ 원자재 로트 매핑</w:t>
-      </w:r>
-      <w:r>
-        <w:br/>
-      </w:r>
-      <w:r>
-        <w:rPr>
-          <w:rStyle w:val="VerbatimChar"/>
-        </w:rPr>
-        <w:t xml:space="preserve">       ▼</w:t>
-      </w:r>
-      <w:r>
-        <w:br/>
-      </w:r>
-      <w:r>
-        <w:rPr>
-          <w:rStyle w:val="VerbatimChar"/>
-        </w:rPr>
-        <w:t xml:space="preserve">┌──────────────┐</w:t>
-      </w:r>
-      <w:r>
-        <w:br/>
-      </w:r>
-      <w:r>
-        <w:rPr>
-          <w:rStyle w:val="VerbatimChar"/>
-        </w:rPr>
-        <w:t xml:space="preserve">│ 공정 1~N     │◄── 트래블러 동반 (QF-812-03)</w:t>
-      </w:r>
-      <w:r>
-        <w:br/>
-      </w:r>
-      <w:r>
-        <w:rPr>
-          <w:rStyle w:val="VerbatimChar"/>
-        </w:rPr>
-        <w:t xml:space="preserve">│ (가공/조립)   │    작업자/검사자 서명</w:t>
-      </w:r>
-      <w:r>
-        <w:br/>
-      </w:r>
-      <w:r>
-        <w:rPr>
-          <w:rStyle w:val="VerbatimChar"/>
-        </w:rPr>
-        <w:t xml:space="preserve">└──────┬───────┘    사용 설비/계측기 기록</w:t>
-      </w:r>
-      <w:r>
-        <w:br/>
-      </w:r>
-      <w:r>
-        <w:rPr>
-          <w:rStyle w:val="VerbatimChar"/>
-        </w:rPr>
-        <w:t xml:space="preserve">       │</w:t>
-      </w:r>
-      <w:r>
-        <w:br/>
-      </w:r>
-      <w:r>
-        <w:rPr>
-          <w:rStyle w:val="VerbatimChar"/>
-        </w:rPr>
-        <w:t xml:space="preserve">       │ (외주 공정 해당 시)</w:t>
-      </w:r>
-      <w:r>
-        <w:br/>
-      </w:r>
-      <w:r>
-        <w:rPr>
-          <w:rStyle w:val="VerbatimChar"/>
-        </w:rPr>
-        <w:t xml:space="preserve">       ├──► 외주 반출 → 외주처 → 외주 반입</w:t>
-      </w:r>
-      <w:r>
-        <w:br/>
-      </w:r>
-      <w:r>
-        <w:rPr>
-          <w:rStyle w:val="VerbatimChar"/>
-        </w:rPr>
-        <w:t xml:space="preserve">       │    (외주처 성적서 첨부)</w:t>
-      </w:r>
-      <w:r>
-        <w:br/>
-      </w:r>
-      <w:r>
-        <w:rPr>
-          <w:rStyle w:val="VerbatimChar"/>
-        </w:rPr>
-        <w:t xml:space="preserve">       ▼</w:t>
-      </w:r>
-      <w:r>
-        <w:br/>
-      </w:r>
-      <w:r>
-        <w:rPr>
-          <w:rStyle w:val="VerbatimChar"/>
-        </w:rPr>
-        <w:t xml:space="preserve">┌──────────────┐</w:t>
-      </w:r>
-      <w:r>
-        <w:br/>
-      </w:r>
-      <w:r>
-        <w:rPr>
-          <w:rStyle w:val="VerbatimChar"/>
-        </w:rPr>
-        <w:t xml:space="preserve">│ 최종검사      │</w:t>
-      </w:r>
-      <w:r>
-        <w:br/>
-      </w:r>
-      <w:r>
-        <w:rPr>
-          <w:rStyle w:val="VerbatimChar"/>
-        </w:rPr>
-        <w:t xml:space="preserve">│ (AAM 부여)    │</w:t>
-      </w:r>
-      <w:r>
-        <w:br/>
-      </w:r>
-      <w:r>
-        <w:rPr>
-          <w:rStyle w:val="VerbatimChar"/>
-        </w:rPr>
-        <w:t xml:space="preserve">└──────┬───────┘</w:t>
-      </w:r>
-      <w:r>
-        <w:br/>
-      </w:r>
-      <w:r>
-        <w:rPr>
-          <w:rStyle w:val="VerbatimChar"/>
-        </w:rPr>
-        <w:t xml:space="preserve">       │ 합격 → 완제품 라벨 부착</w:t>
-      </w:r>
-      <w:r>
-        <w:br/>
-      </w:r>
-      <w:r>
-        <w:rPr>
-          <w:rStyle w:val="VerbatimChar"/>
-        </w:rPr>
-        <w:t xml:space="preserve">       ▼</w:t>
-      </w:r>
-      <w:r>
-        <w:br/>
-      </w:r>
-      <w:r>
-        <w:rPr>
-          <w:rStyle w:val="VerbatimChar"/>
-        </w:rPr>
-        <w:t xml:space="preserve">┌──────────────┐</w:t>
-      </w:r>
-      <w:r>
-        <w:br/>
-      </w:r>
-      <w:r>
-        <w:rPr>
-          <w:rStyle w:val="VerbatimChar"/>
-        </w:rPr>
-        <w:t xml:space="preserve">│ 완제품 입고    │</w:t>
-      </w:r>
-      <w:r>
-        <w:br/>
-      </w:r>
-      <w:r>
-        <w:rPr>
-          <w:rStyle w:val="VerbatimChar"/>
-        </w:rPr>
-        <w:t xml:space="preserve">│ (ERP 등록)    │</w:t>
-      </w:r>
-      <w:r>
-        <w:br/>
-      </w:r>
-      <w:r>
-        <w:rPr>
-          <w:rStyle w:val="VerbatimChar"/>
-        </w:rPr>
-        <w:t xml:space="preserve">└──────┬───────┘</w:t>
-      </w:r>
-      <w:r>
-        <w:br/>
-      </w:r>
-      <w:r>
-        <w:rPr>
-          <w:rStyle w:val="VerbatimChar"/>
-        </w:rPr>
-        <w:t xml:space="preserve">       │ 추적성 매트릭스 작성 (QF-812-05)</w:t>
-      </w:r>
-      <w:r>
-        <w:br/>
-      </w:r>
-      <w:r>
-        <w:rPr>
-          <w:rStyle w:val="VerbatimChar"/>
-        </w:rPr>
-        <w:t xml:space="preserve">       ▼</w:t>
-      </w:r>
-      <w:r>
-        <w:br/>
-      </w:r>
-      <w:r>
-        <w:rPr>
-          <w:rStyle w:val="VerbatimChar"/>
-        </w:rPr>
-        <w:t xml:space="preserve">┌──────────────┐</w:t>
-      </w:r>
-      <w:r>
-        <w:br/>
-      </w:r>
-      <w:r>
-        <w:rPr>
-          <w:rStyle w:val="VerbatimChar"/>
-        </w:rPr>
-        <w:t xml:space="preserve">│ 출하         │</w:t>
-      </w:r>
-      <w:r>
-        <w:br/>
-      </w:r>
-      <w:r>
-        <w:rPr>
-          <w:rStyle w:val="VerbatimChar"/>
-        </w:rPr>
-        <w:t xml:space="preserve">│ (CoC 발행)    │</w:t>
-      </w:r>
-      <w:r>
-        <w:br/>
-      </w:r>
-      <w:r>
-        <w:rPr>
-          <w:rStyle w:val="VerbatimChar"/>
-        </w:rPr>
-        <w:t xml:space="preserve">└──────────────┘</w:t>
-      </w:r>
-      <w:r>
-        <w:br/>
-      </w:r>
-      <w:r>
-        <w:rPr>
-          <w:rStyle w:val="VerbatimChar"/>
-        </w:rPr>
-        <w:t xml:space="preserve">  출하 추적 기록 (QF-812-04)</w:t>
-      </w:r>
-      <w:r>
-        <w:br/>
-      </w:r>
-      <w:r>
-        <w:rPr>
-          <w:rStyle w:val="VerbatimChar"/>
-        </w:rPr>
-        <w:t xml:space="preserve">  패킹 리스트 (로트/S/N 기재)</w:t>
-      </w:r>
-    </w:p>
+    <w:tbl>
+      <w:tblPr>
+        <w:tblLook w:firstColumn="1" w:firstRow="1" w:lastColumn="0" w:lastRow="0" w:noHBand="0" w:noVBand="1" w:val="04A0"/>
+        <w:tblW w:w="8788" w:type="dxa"/>
+        <w:tblBorders>
+          <w:top w:val="single" w:sz="4" w:color="2E74B5" w:space="0"/>
+          <w:left w:val="single" w:sz="4" w:color="2E74B5" w:space="0"/>
+          <w:bottom w:val="single" w:sz="4" w:color="2E74B5" w:space="0"/>
+          <w:right w:val="single" w:sz="4" w:color="2E74B5" w:space="0"/>
+          <w:insideH w:val="single" w:sz="4" w:color="BDD7EE" w:space="0"/>
+          <w:insideV w:val="single" w:sz="2" w:color="D9D9D9" w:space="0"/>
+        </w:tblBorders>
+      </w:tblPr>
+      <w:tblGrid>
+        <w:gridCol w:w="8788"/>
+      </w:tblGrid>
+      <w:tr>
+        <w:tc>
+          <w:tcPr>
+            <w:tcW w:w="8788" w:type="dxa"/>
+            <w:tcMar>
+              <w:top w:w="80" w:type="dxa"/>
+              <w:left w:w="140" w:type="dxa"/>
+              <w:bottom w:w="80" w:type="dxa"/>
+              <w:right w:w="140" w:type="dxa"/>
+            </w:tcMar>
+          </w:tcPr>
+          <w:p>
+            <w:pPr>
+              <w:spacing w:before="0" w:after="0" w:line="240" w:lineRule="auto"/>
+            </w:pPr>
+            <w:r>
+              <w:rPr>
+                <w:rFonts w:ascii="Courier New" w:hAnsi="Courier New" w:eastAsia="NanumGothicCoding"/>
+                <w:sz w:val="18"/>
+                <w:szCs w:val="18"/>
+              </w:rPr>
+              <w:t xml:space="preserve">┌──────────────┐</w:t>
+            </w:r>
+          </w:p>
+          <w:p>
+            <w:pPr>
+              <w:spacing w:before="0" w:after="0" w:line="240" w:lineRule="auto"/>
+            </w:pPr>
+            <w:r>
+              <w:rPr>
+                <w:rFonts w:ascii="Courier New" w:hAnsi="Courier New" w:eastAsia="NanumGothicCoding"/>
+                <w:sz w:val="18"/>
+                <w:szCs w:val="18"/>
+              </w:rPr>
+              <w:t xml:space="preserve">│ 원자재 입고    │</w:t>
+            </w:r>
+          </w:p>
+          <w:p>
+            <w:pPr>
+              <w:spacing w:before="0" w:after="0" w:line="240" w:lineRule="auto"/>
+            </w:pPr>
+            <w:r>
+              <w:rPr>
+                <w:rFonts w:ascii="Courier New" w:hAnsi="Courier New" w:eastAsia="NanumGothicCoding"/>
+                <w:sz w:val="18"/>
+                <w:szCs w:val="18"/>
+              </w:rPr>
+              <w:t xml:space="preserve">│ (로트번호 부여) │</w:t>
+            </w:r>
+          </w:p>
+          <w:p>
+            <w:pPr>
+              <w:spacing w:before="0" w:after="0" w:line="240" w:lineRule="auto"/>
+            </w:pPr>
+            <w:r>
+              <w:rPr>
+                <w:rFonts w:ascii="Courier New" w:hAnsi="Courier New" w:eastAsia="NanumGothicCoding"/>
+                <w:sz w:val="18"/>
+                <w:szCs w:val="18"/>
+              </w:rPr>
+              <w:t xml:space="preserve">└──────┬───────┘</w:t>
+            </w:r>
+          </w:p>
+          <w:p>
+            <w:pPr>
+              <w:spacing w:before="0" w:after="0" w:line="240" w:lineRule="auto"/>
+            </w:pPr>
+            <w:r>
+              <w:rPr>
+                <w:rFonts w:ascii="Courier New" w:hAnsi="Courier New" w:eastAsia="NanumGothicCoding"/>
+                <w:sz w:val="18"/>
+                <w:szCs w:val="18"/>
+              </w:rPr>
+              <w:t xml:space="preserve">       │ Mill Cert 매핑 (QF-812-01)</w:t>
+            </w:r>
+          </w:p>
+          <w:p>
+            <w:pPr>
+              <w:spacing w:before="0" w:after="0" w:line="240" w:lineRule="auto"/>
+            </w:pPr>
+            <w:r>
+              <w:rPr>
+                <w:rFonts w:ascii="Courier New" w:hAnsi="Courier New" w:eastAsia="NanumGothicCoding"/>
+                <w:sz w:val="18"/>
+                <w:szCs w:val="18"/>
+              </w:rPr>
+              <w:t xml:space="preserve">       │ 입고 로트 등록 (QF-812-02)</w:t>
+            </w:r>
+          </w:p>
+          <w:p>
+            <w:pPr>
+              <w:spacing w:before="0" w:after="0" w:line="240" w:lineRule="auto"/>
+            </w:pPr>
+            <w:r>
+              <w:rPr>
+                <w:rFonts w:ascii="Courier New" w:hAnsi="Courier New" w:eastAsia="NanumGothicCoding"/>
+                <w:sz w:val="18"/>
+                <w:szCs w:val="18"/>
+              </w:rPr>
+              <w:t xml:space="preserve">       │ 바코드 라벨 부착</w:t>
+            </w:r>
+          </w:p>
+          <w:p>
+            <w:pPr>
+              <w:spacing w:before="0" w:after="0" w:line="240" w:lineRule="auto"/>
+            </w:pPr>
+            <w:r>
+              <w:rPr>
+                <w:rFonts w:ascii="Courier New" w:hAnsi="Courier New" w:eastAsia="NanumGothicCoding"/>
+                <w:sz w:val="18"/>
+                <w:szCs w:val="18"/>
+              </w:rPr>
+              <w:t xml:space="preserve">       ▼</w:t>
+            </w:r>
+          </w:p>
+          <w:p>
+            <w:pPr>
+              <w:spacing w:before="0" w:after="0" w:line="240" w:lineRule="auto"/>
+            </w:pPr>
+            <w:r>
+              <w:rPr>
+                <w:rFonts w:ascii="Courier New" w:hAnsi="Courier New" w:eastAsia="NanumGothicCoding"/>
+                <w:sz w:val="18"/>
+                <w:szCs w:val="18"/>
+              </w:rPr>
+              <w:t xml:space="preserve">┌──────────────┐</w:t>
+            </w:r>
+          </w:p>
+          <w:p>
+            <w:pPr>
+              <w:spacing w:before="0" w:after="0" w:line="240" w:lineRule="auto"/>
+            </w:pPr>
+            <w:r>
+              <w:rPr>
+                <w:rFonts w:ascii="Courier New" w:hAnsi="Courier New" w:eastAsia="NanumGothicCoding"/>
+                <w:sz w:val="18"/>
+                <w:szCs w:val="18"/>
+              </w:rPr>
+              <w:t xml:space="preserve">│ 수입검사      │</w:t>
+            </w:r>
+          </w:p>
+          <w:p>
+            <w:pPr>
+              <w:spacing w:before="0" w:after="0" w:line="240" w:lineRule="auto"/>
+            </w:pPr>
+            <w:r>
+              <w:rPr>
+                <w:rFonts w:ascii="Courier New" w:hAnsi="Courier New" w:eastAsia="NanumGothicCoding"/>
+                <w:sz w:val="18"/>
+                <w:szCs w:val="18"/>
+              </w:rPr>
+              <w:t xml:space="preserve">│ (합격/부적합)  │</w:t>
+            </w:r>
+          </w:p>
+          <w:p>
+            <w:pPr>
+              <w:spacing w:before="0" w:after="0" w:line="240" w:lineRule="auto"/>
+            </w:pPr>
+            <w:r>
+              <w:rPr>
+                <w:rFonts w:ascii="Courier New" w:hAnsi="Courier New" w:eastAsia="NanumGothicCoding"/>
+                <w:sz w:val="18"/>
+                <w:szCs w:val="18"/>
+              </w:rPr>
+              <w:t xml:space="preserve">└──────┬───────┘</w:t>
+            </w:r>
+          </w:p>
+          <w:p>
+            <w:pPr>
+              <w:spacing w:before="0" w:after="0" w:line="240" w:lineRule="auto"/>
+            </w:pPr>
+            <w:r>
+              <w:rPr>
+                <w:rFonts w:ascii="Courier New" w:hAnsi="Courier New" w:eastAsia="NanumGothicCoding"/>
+                <w:sz w:val="18"/>
+                <w:szCs w:val="18"/>
+              </w:rPr>
+              <w:t xml:space="preserve">       │ 합격 → 승인 보관 구역</w:t>
+            </w:r>
+          </w:p>
+          <w:p>
+            <w:pPr>
+              <w:spacing w:before="0" w:after="0" w:line="240" w:lineRule="auto"/>
+            </w:pPr>
+            <w:r>
+              <w:rPr>
+                <w:rFonts w:ascii="Courier New" w:hAnsi="Courier New" w:eastAsia="NanumGothicCoding"/>
+                <w:sz w:val="18"/>
+                <w:szCs w:val="18"/>
+              </w:rPr>
+              <w:t xml:space="preserve">       │ 부적합 → 격리 (QP-818)</w:t>
+            </w:r>
+          </w:p>
+          <w:p>
+            <w:pPr>
+              <w:spacing w:before="0" w:after="0" w:line="240" w:lineRule="auto"/>
+            </w:pPr>
+            <w:r>
+              <w:rPr>
+                <w:rFonts w:ascii="Courier New" w:hAnsi="Courier New" w:eastAsia="NanumGothicCoding"/>
+                <w:sz w:val="18"/>
+                <w:szCs w:val="18"/>
+              </w:rPr>
+              <w:t xml:space="preserve">       ▼</w:t>
+            </w:r>
+          </w:p>
+          <w:p>
+            <w:pPr>
+              <w:spacing w:before="0" w:after="0" w:line="240" w:lineRule="auto"/>
+            </w:pPr>
+            <w:r>
+              <w:rPr>
+                <w:rFonts w:ascii="Courier New" w:hAnsi="Courier New" w:eastAsia="NanumGothicCoding"/>
+                <w:sz w:val="18"/>
+                <w:szCs w:val="18"/>
+              </w:rPr>
+              <w:t xml:space="preserve">┌──────────────┐</w:t>
+            </w:r>
+          </w:p>
+          <w:p>
+            <w:pPr>
+              <w:spacing w:before="0" w:after="0" w:line="240" w:lineRule="auto"/>
+            </w:pPr>
+            <w:r>
+              <w:rPr>
+                <w:rFonts w:ascii="Courier New" w:hAnsi="Courier New" w:eastAsia="NanumGothicCoding"/>
+                <w:sz w:val="18"/>
+                <w:szCs w:val="18"/>
+              </w:rPr>
+              <w:t xml:space="preserve">│ 자재 출고     │</w:t>
+            </w:r>
+          </w:p>
+          <w:p>
+            <w:pPr>
+              <w:spacing w:before="0" w:after="0" w:line="240" w:lineRule="auto"/>
+            </w:pPr>
+            <w:r>
+              <w:rPr>
+                <w:rFonts w:ascii="Courier New" w:hAnsi="Courier New" w:eastAsia="NanumGothicCoding"/>
+                <w:sz w:val="18"/>
+                <w:szCs w:val="18"/>
+              </w:rPr>
+              <w:t xml:space="preserve">│ (WO에 따라)   │</w:t>
+            </w:r>
+          </w:p>
+          <w:p>
+            <w:pPr>
+              <w:spacing w:before="0" w:after="0" w:line="240" w:lineRule="auto"/>
+            </w:pPr>
+            <w:r>
+              <w:rPr>
+                <w:rFonts w:ascii="Courier New" w:hAnsi="Courier New" w:eastAsia="NanumGothicCoding"/>
+                <w:sz w:val="18"/>
+                <w:szCs w:val="18"/>
+              </w:rPr>
+              <w:t xml:space="preserve">└──────┬───────┘</w:t>
+            </w:r>
+          </w:p>
+          <w:p>
+            <w:pPr>
+              <w:spacing w:before="0" w:after="0" w:line="240" w:lineRule="auto"/>
+            </w:pPr>
+            <w:r>
+              <w:rPr>
+                <w:rFonts w:ascii="Courier New" w:hAnsi="Courier New" w:eastAsia="NanumGothicCoding"/>
+                <w:sz w:val="18"/>
+                <w:szCs w:val="18"/>
+              </w:rPr>
+              <w:t xml:space="preserve">       │ ERP: WO ↔ 원자재 로트 매핑</w:t>
+            </w:r>
+          </w:p>
+          <w:p>
+            <w:pPr>
+              <w:spacing w:before="0" w:after="0" w:line="240" w:lineRule="auto"/>
+            </w:pPr>
+            <w:r>
+              <w:rPr>
+                <w:rFonts w:ascii="Courier New" w:hAnsi="Courier New" w:eastAsia="NanumGothicCoding"/>
+                <w:sz w:val="18"/>
+                <w:szCs w:val="18"/>
+              </w:rPr>
+              <w:t xml:space="preserve">       ▼</w:t>
+            </w:r>
+          </w:p>
+          <w:p>
+            <w:pPr>
+              <w:spacing w:before="0" w:after="0" w:line="240" w:lineRule="auto"/>
+            </w:pPr>
+            <w:r>
+              <w:rPr>
+                <w:rFonts w:ascii="Courier New" w:hAnsi="Courier New" w:eastAsia="NanumGothicCoding"/>
+                <w:sz w:val="18"/>
+                <w:szCs w:val="18"/>
+              </w:rPr>
+              <w:t xml:space="preserve">┌──────────────┐</w:t>
+            </w:r>
+          </w:p>
+          <w:p>
+            <w:pPr>
+              <w:spacing w:before="0" w:after="0" w:line="240" w:lineRule="auto"/>
+            </w:pPr>
+            <w:r>
+              <w:rPr>
+                <w:rFonts w:ascii="Courier New" w:hAnsi="Courier New" w:eastAsia="NanumGothicCoding"/>
+                <w:sz w:val="18"/>
+                <w:szCs w:val="18"/>
+              </w:rPr>
+              <w:t xml:space="preserve">│ 공정 1~N     │◄── 트래블러 동반 (QF-812-03)</w:t>
+            </w:r>
+          </w:p>
+          <w:p>
+            <w:pPr>
+              <w:spacing w:before="0" w:after="0" w:line="240" w:lineRule="auto"/>
+            </w:pPr>
+            <w:r>
+              <w:rPr>
+                <w:rFonts w:ascii="Courier New" w:hAnsi="Courier New" w:eastAsia="NanumGothicCoding"/>
+                <w:sz w:val="18"/>
+                <w:szCs w:val="18"/>
+              </w:rPr>
+              <w:t xml:space="preserve">│ (가공/조립)   │    작업자/검사자 서명</w:t>
+            </w:r>
+          </w:p>
+          <w:p>
+            <w:pPr>
+              <w:spacing w:before="0" w:after="0" w:line="240" w:lineRule="auto"/>
+            </w:pPr>
+            <w:r>
+              <w:rPr>
+                <w:rFonts w:ascii="Courier New" w:hAnsi="Courier New" w:eastAsia="NanumGothicCoding"/>
+                <w:sz w:val="18"/>
+                <w:szCs w:val="18"/>
+              </w:rPr>
+              <w:t xml:space="preserve">└──────┬───────┘    사용 설비/계측기 기록</w:t>
+            </w:r>
+          </w:p>
+          <w:p>
+            <w:pPr>
+              <w:spacing w:before="0" w:after="0" w:line="240" w:lineRule="auto"/>
+            </w:pPr>
+            <w:r>
+              <w:rPr>
+                <w:rFonts w:ascii="Courier New" w:hAnsi="Courier New" w:eastAsia="NanumGothicCoding"/>
+                <w:sz w:val="18"/>
+                <w:szCs w:val="18"/>
+              </w:rPr>
+              <w:t xml:space="preserve">       │</w:t>
+            </w:r>
+          </w:p>
+          <w:p>
+            <w:pPr>
+              <w:spacing w:before="0" w:after="0" w:line="240" w:lineRule="auto"/>
+            </w:pPr>
+            <w:r>
+              <w:rPr>
+                <w:rFonts w:ascii="Courier New" w:hAnsi="Courier New" w:eastAsia="NanumGothicCoding"/>
+                <w:sz w:val="18"/>
+                <w:szCs w:val="18"/>
+              </w:rPr>
+              <w:t xml:space="preserve">       │ (외주 공정 해당 시)</w:t>
+            </w:r>
+          </w:p>
+          <w:p>
+            <w:pPr>
+              <w:spacing w:before="0" w:after="0" w:line="240" w:lineRule="auto"/>
+            </w:pPr>
+            <w:r>
+              <w:rPr>
+                <w:rFonts w:ascii="Courier New" w:hAnsi="Courier New" w:eastAsia="NanumGothicCoding"/>
+                <w:sz w:val="18"/>
+                <w:szCs w:val="18"/>
+              </w:rPr>
+              <w:t xml:space="preserve">       ├──► 외주 반출 → 외주처 → 외주 반입</w:t>
+            </w:r>
+          </w:p>
+          <w:p>
+            <w:pPr>
+              <w:spacing w:before="0" w:after="0" w:line="240" w:lineRule="auto"/>
+            </w:pPr>
+            <w:r>
+              <w:rPr>
+                <w:rFonts w:ascii="Courier New" w:hAnsi="Courier New" w:eastAsia="NanumGothicCoding"/>
+                <w:sz w:val="18"/>
+                <w:szCs w:val="18"/>
+              </w:rPr>
+              <w:t xml:space="preserve">       │    (외주처 성적서 첨부)</w:t>
+            </w:r>
+          </w:p>
+          <w:p>
+            <w:pPr>
+              <w:spacing w:before="0" w:after="0" w:line="240" w:lineRule="auto"/>
+            </w:pPr>
+            <w:r>
+              <w:rPr>
+                <w:rFonts w:ascii="Courier New" w:hAnsi="Courier New" w:eastAsia="NanumGothicCoding"/>
+                <w:sz w:val="18"/>
+                <w:szCs w:val="18"/>
+              </w:rPr>
+              <w:t xml:space="preserve">       ▼</w:t>
+            </w:r>
+          </w:p>
+          <w:p>
+            <w:pPr>
+              <w:spacing w:before="0" w:after="0" w:line="240" w:lineRule="auto"/>
+            </w:pPr>
+            <w:r>
+              <w:rPr>
+                <w:rFonts w:ascii="Courier New" w:hAnsi="Courier New" w:eastAsia="NanumGothicCoding"/>
+                <w:sz w:val="18"/>
+                <w:szCs w:val="18"/>
+              </w:rPr>
+              <w:t xml:space="preserve">┌──────────────┐</w:t>
+            </w:r>
+          </w:p>
+          <w:p>
+            <w:pPr>
+              <w:spacing w:before="0" w:after="0" w:line="240" w:lineRule="auto"/>
+            </w:pPr>
+            <w:r>
+              <w:rPr>
+                <w:rFonts w:ascii="Courier New" w:hAnsi="Courier New" w:eastAsia="NanumGothicCoding"/>
+                <w:sz w:val="18"/>
+                <w:szCs w:val="18"/>
+              </w:rPr>
+              <w:t xml:space="preserve">│ 최종검사      │</w:t>
+            </w:r>
+          </w:p>
+          <w:p>
+            <w:pPr>
+              <w:spacing w:before="0" w:after="0" w:line="240" w:lineRule="auto"/>
+            </w:pPr>
+            <w:r>
+              <w:rPr>
+                <w:rFonts w:ascii="Courier New" w:hAnsi="Courier New" w:eastAsia="NanumGothicCoding"/>
+                <w:sz w:val="18"/>
+                <w:szCs w:val="18"/>
+              </w:rPr>
+              <w:t xml:space="preserve">│ (AAM 부여)    │</w:t>
+            </w:r>
+          </w:p>
+          <w:p>
+            <w:pPr>
+              <w:spacing w:before="0" w:after="0" w:line="240" w:lineRule="auto"/>
+            </w:pPr>
+            <w:r>
+              <w:rPr>
+                <w:rFonts w:ascii="Courier New" w:hAnsi="Courier New" w:eastAsia="NanumGothicCoding"/>
+                <w:sz w:val="18"/>
+                <w:szCs w:val="18"/>
+              </w:rPr>
+              <w:t xml:space="preserve">└──────┬───────┘</w:t>
+            </w:r>
+          </w:p>
+          <w:p>
+            <w:pPr>
+              <w:spacing w:before="0" w:after="0" w:line="240" w:lineRule="auto"/>
+            </w:pPr>
+            <w:r>
+              <w:rPr>
+                <w:rFonts w:ascii="Courier New" w:hAnsi="Courier New" w:eastAsia="NanumGothicCoding"/>
+                <w:sz w:val="18"/>
+                <w:szCs w:val="18"/>
+              </w:rPr>
+              <w:t xml:space="preserve">       │ 합격 → 완제품 라벨 부착</w:t>
+            </w:r>
+          </w:p>
+          <w:p>
+            <w:pPr>
+              <w:spacing w:before="0" w:after="0" w:line="240" w:lineRule="auto"/>
+            </w:pPr>
+            <w:r>
+              <w:rPr>
+                <w:rFonts w:ascii="Courier New" w:hAnsi="Courier New" w:eastAsia="NanumGothicCoding"/>
+                <w:sz w:val="18"/>
+                <w:szCs w:val="18"/>
+              </w:rPr>
+              <w:t xml:space="preserve">       ▼</w:t>
+            </w:r>
+          </w:p>
+          <w:p>
+            <w:pPr>
+              <w:spacing w:before="0" w:after="0" w:line="240" w:lineRule="auto"/>
+            </w:pPr>
+            <w:r>
+              <w:rPr>
+                <w:rFonts w:ascii="Courier New" w:hAnsi="Courier New" w:eastAsia="NanumGothicCoding"/>
+                <w:sz w:val="18"/>
+                <w:szCs w:val="18"/>
+              </w:rPr>
+              <w:t xml:space="preserve">┌──────────────┐</w:t>
+            </w:r>
+          </w:p>
+          <w:p>
+            <w:pPr>
+              <w:spacing w:before="0" w:after="0" w:line="240" w:lineRule="auto"/>
+            </w:pPr>
+            <w:r>
+              <w:rPr>
+                <w:rFonts w:ascii="Courier New" w:hAnsi="Courier New" w:eastAsia="NanumGothicCoding"/>
+                <w:sz w:val="18"/>
+                <w:szCs w:val="18"/>
+              </w:rPr>
+              <w:t xml:space="preserve">│ 완제품 입고    │</w:t>
+            </w:r>
+          </w:p>
+          <w:p>
+            <w:pPr>
+              <w:spacing w:before="0" w:after="0" w:line="240" w:lineRule="auto"/>
+            </w:pPr>
+            <w:r>
+              <w:rPr>
+                <w:rFonts w:ascii="Courier New" w:hAnsi="Courier New" w:eastAsia="NanumGothicCoding"/>
+                <w:sz w:val="18"/>
+                <w:szCs w:val="18"/>
+              </w:rPr>
+              <w:t xml:space="preserve">│ (ERP 등록)    │</w:t>
+            </w:r>
+          </w:p>
+          <w:p>
+            <w:pPr>
+              <w:spacing w:before="0" w:after="0" w:line="240" w:lineRule="auto"/>
+            </w:pPr>
+            <w:r>
+              <w:rPr>
+                <w:rFonts w:ascii="Courier New" w:hAnsi="Courier New" w:eastAsia="NanumGothicCoding"/>
+                <w:sz w:val="18"/>
+                <w:szCs w:val="18"/>
+              </w:rPr>
+              <w:t xml:space="preserve">└──────┬───────┘</w:t>
+            </w:r>
+          </w:p>
+          <w:p>
+            <w:pPr>
+              <w:spacing w:before="0" w:after="0" w:line="240" w:lineRule="auto"/>
+            </w:pPr>
+            <w:r>
+              <w:rPr>
+                <w:rFonts w:ascii="Courier New" w:hAnsi="Courier New" w:eastAsia="NanumGothicCoding"/>
+                <w:sz w:val="18"/>
+                <w:szCs w:val="18"/>
+              </w:rPr>
+              <w:t xml:space="preserve">       │ 추적성 매트릭스 작성 (QF-812-05)</w:t>
+            </w:r>
+          </w:p>
+          <w:p>
+            <w:pPr>
+              <w:spacing w:before="0" w:after="0" w:line="240" w:lineRule="auto"/>
+            </w:pPr>
+            <w:r>
+              <w:rPr>
+                <w:rFonts w:ascii="Courier New" w:hAnsi="Courier New" w:eastAsia="NanumGothicCoding"/>
+                <w:sz w:val="18"/>
+                <w:szCs w:val="18"/>
+              </w:rPr>
+              <w:t xml:space="preserve">       ▼</w:t>
+            </w:r>
+          </w:p>
+          <w:p>
+            <w:pPr>
+              <w:spacing w:before="0" w:after="0" w:line="240" w:lineRule="auto"/>
+            </w:pPr>
+            <w:r>
+              <w:rPr>
+                <w:rFonts w:ascii="Courier New" w:hAnsi="Courier New" w:eastAsia="NanumGothicCoding"/>
+                <w:sz w:val="18"/>
+                <w:szCs w:val="18"/>
+              </w:rPr>
+              <w:t xml:space="preserve">┌──────────────┐</w:t>
+            </w:r>
+          </w:p>
+          <w:p>
+            <w:pPr>
+              <w:spacing w:before="0" w:after="0" w:line="240" w:lineRule="auto"/>
+            </w:pPr>
+            <w:r>
+              <w:rPr>
+                <w:rFonts w:ascii="Courier New" w:hAnsi="Courier New" w:eastAsia="NanumGothicCoding"/>
+                <w:sz w:val="18"/>
+                <w:szCs w:val="18"/>
+              </w:rPr>
+              <w:t xml:space="preserve">│ 출하         │</w:t>
+            </w:r>
+          </w:p>
+          <w:p>
+            <w:pPr>
+              <w:spacing w:before="0" w:after="0" w:line="240" w:lineRule="auto"/>
+            </w:pPr>
+            <w:r>
+              <w:rPr>
+                <w:rFonts w:ascii="Courier New" w:hAnsi="Courier New" w:eastAsia="NanumGothicCoding"/>
+                <w:sz w:val="18"/>
+                <w:szCs w:val="18"/>
+              </w:rPr>
+              <w:t xml:space="preserve">│ (CoC 발행)    │</w:t>
+            </w:r>
+          </w:p>
+          <w:p>
+            <w:pPr>
+              <w:spacing w:before="0" w:after="0" w:line="240" w:lineRule="auto"/>
+            </w:pPr>
+            <w:r>
+              <w:rPr>
+                <w:rFonts w:ascii="Courier New" w:hAnsi="Courier New" w:eastAsia="NanumGothicCoding"/>
+                <w:sz w:val="18"/>
+                <w:szCs w:val="18"/>
+              </w:rPr>
+              <w:t xml:space="preserve">└──────────────┘</w:t>
+            </w:r>
+          </w:p>
+          <w:p>
+            <w:pPr>
+              <w:spacing w:before="0" w:after="0" w:line="240" w:lineRule="auto"/>
+            </w:pPr>
+            <w:r>
+              <w:rPr>
+                <w:rFonts w:ascii="Courier New" w:hAnsi="Courier New" w:eastAsia="NanumGothicCoding"/>
+                <w:sz w:val="18"/>
+                <w:szCs w:val="18"/>
+              </w:rPr>
+              <w:t xml:space="preserve">  출하 추적 기록 (QF-812-04)</w:t>
+            </w:r>
+          </w:p>
+          <w:p>
+            <w:pPr>
+              <w:spacing w:before="0" w:after="0" w:line="240" w:lineRule="auto"/>
+            </w:pPr>
+            <w:r>
+              <w:rPr>
+                <w:rFonts w:ascii="Courier New" w:hAnsi="Courier New" w:eastAsia="NanumGothicCoding"/>
+                <w:sz w:val="18"/>
+                <w:szCs w:val="18"/>
+              </w:rPr>
+              <w:t xml:space="preserve">  패킹 리스트 (로트/S/N 기재)</w:t>
+            </w:r>
+          </w:p>
+        </w:tc>
+      </w:tr>
+    </w:tbl>
     <w:bookmarkEnd w:id="65"/>
     <w:bookmarkStart w:id="66" w:name="부록-b-색상-식별-체계-요약"/>
     <w:p>
@@ -12137,18 +12294,10 @@
           </w:p>
         </w:tc>
         <w:tc>
-          <w:tcPr>
-            <w:tcMar>
-              <w:top w:w="60" w:type="dxa"/>
-              <w:left w:w="120" w:type="dxa"/>
-              <w:bottom w:w="60" w:type="dxa"/>
-              <w:right w:w="120" w:type="dxa"/>
-            </w:tcMar>
-          </w:tcPr>
-          <w:p>
-            <w:pPr>
-              <w:pStyle w:val="Compact"/>
-              <w:wordWrap w:val="1"/>
+          <w:tcPr/>
+          <w:p>
+            <w:pPr>
+              <w:pStyle w:val="Compact"/>
             </w:pPr>
             <w:r>
               <w:t xml:space="preserve">부적합품, 폐기 대상</w:t>
@@ -12158,18 +12307,10 @@
       </w:tr>
       <w:tr>
         <w:tc>
-          <w:tcPr>
-            <w:tcMar>
-              <w:top w:w="60" w:type="dxa"/>
-              <w:left w:w="120" w:type="dxa"/>
-              <w:bottom w:w="60" w:type="dxa"/>
-              <w:right w:w="120" w:type="dxa"/>
-            </w:tcMar>
-          </w:tcPr>
-          <w:p>
-            <w:pPr>
-              <w:pStyle w:val="Compact"/>
-              <w:wordWrap w:val="1"/>
+          <w:tcPr/>
+          <w:p>
+            <w:pPr>
+              <w:pStyle w:val="Compact"/>
             </w:pPr>
             <w:r>
               <w:t xml:space="preserve">노란색 (Yellow)</w:t>
@@ -12177,18 +12318,10 @@
           </w:p>
         </w:tc>
         <w:tc>
-          <w:tcPr>
-            <w:tcMar>
-              <w:top w:w="60" w:type="dxa"/>
-              <w:left w:w="120" w:type="dxa"/>
-              <w:bottom w:w="60" w:type="dxa"/>
-              <w:right w:w="120" w:type="dxa"/>
-            </w:tcMar>
-          </w:tcPr>
-          <w:p>
-            <w:pPr>
-              <w:pStyle w:val="Compact"/>
-              <w:wordWrap w:val="1"/>
+          <w:tcPr/>
+          <w:p>
+            <w:pPr>
+              <w:pStyle w:val="Compact"/>
             </w:pPr>
             <w:r>
               <w:t xml:space="preserve">검사 대기 / 보류</w:t>
@@ -12196,18 +12329,10 @@
           </w:p>
         </w:tc>
         <w:tc>
-          <w:tcPr>
-            <w:tcMar>
-              <w:top w:w="60" w:type="dxa"/>
-              <w:left w:w="120" w:type="dxa"/>
-              <w:bottom w:w="60" w:type="dxa"/>
-              <w:right w:w="120" w:type="dxa"/>
-            </w:tcMar>
-          </w:tcPr>
-          <w:p>
-            <w:pPr>
-              <w:pStyle w:val="Compact"/>
-              <w:wordWrap w:val="1"/>
+          <w:tcPr/>
+          <w:p>
+            <w:pPr>
+              <w:pStyle w:val="Compact"/>
             </w:pPr>
             <w:r>
               <w:t xml:space="preserve">수입검사 대기, 판정 보류</w:t>
@@ -12239,18 +12364,10 @@
           </w:p>
         </w:tc>
         <w:tc>
-          <w:tcPr>
-            <w:tcMar>
-              <w:top w:w="60" w:type="dxa"/>
-              <w:left w:w="120" w:type="dxa"/>
-              <w:bottom w:w="60" w:type="dxa"/>
-              <w:right w:w="120" w:type="dxa"/>
-            </w:tcMar>
-          </w:tcPr>
-          <w:p>
-            <w:pPr>
-              <w:pStyle w:val="Compact"/>
-              <w:wordWrap w:val="1"/>
+          <w:tcPr/>
+          <w:p>
+            <w:pPr>
+              <w:pStyle w:val="Compact"/>
             </w:pPr>
             <w:r>
               <w:t xml:space="preserve">식별 불명 자재, 특채(Concession) 합격품</w:t>
@@ -12282,18 +12399,10 @@
           </w:p>
         </w:tc>
         <w:tc>
-          <w:tcPr>
-            <w:tcMar>
-              <w:top w:w="60" w:type="dxa"/>
-              <w:left w:w="120" w:type="dxa"/>
-              <w:bottom w:w="60" w:type="dxa"/>
-              <w:right w:w="120" w:type="dxa"/>
-            </w:tcMar>
-          </w:tcPr>
-          <w:p>
-            <w:pPr>
-              <w:pStyle w:val="Compact"/>
-              <w:wordWrap w:val="1"/>
+          <w:tcPr/>
+          <w:p>
+            <w:pPr>
+              <w:pStyle w:val="Compact"/>
             </w:pPr>
             <w:r>
               <w:t xml:space="preserve">고객 제공 자재/자산 (GFP)</w:t>
@@ -12371,7 +12480,7 @@
         </w:trPr>
         <w:tc>
           <w:tcPr>
-            <w:tcW w:w="2460" w:type="dxa"/>
+            <w:tcW w:w="1721" w:type="dxa"/>
             <w:tcMar>
               <w:top w:w="60" w:type="dxa"/>
               <w:left w:w="120" w:type="dxa"/>
@@ -12392,7 +12501,7 @@
         </w:tc>
         <w:tc>
           <w:tcPr>
-            <w:tcW w:w="6328" w:type="dxa"/>
+            <w:tcW w:w="7067" w:type="dxa"/>
             <w:tcMar>
               <w:top w:w="60" w:type="dxa"/>
               <w:left w:w="120" w:type="dxa"/>
@@ -12414,9 +12523,7 @@
       </w:tr>
       <w:tr>
         <w:tc>
-          <w:tcPr>
-            <w:tcW w:w="2460" w:type="dxa"/>
-          </w:tcPr>
+          <w:tcPr/>
           <w:p>
             <w:pPr>
               <w:pStyle w:val="Compact"/>
@@ -12428,7 +12535,7 @@
         </w:tc>
         <w:tc>
           <w:tcPr>
-            <w:tcW w:w="6328" w:type="dxa"/>
+            <w:tcW w:w="7067" w:type="dxa"/>
             <w:tcMar>
               <w:top w:w="60" w:type="dxa"/>
               <w:left w:w="120" w:type="dxa"/>
@@ -12461,6 +12568,7 @@
         </w:tc>
         <w:tc>
           <w:tcPr>
+            <w:tcW w:w="7067" w:type="dxa"/>
             <w:tcMar>
               <w:top w:w="60" w:type="dxa"/>
               <w:left w:w="120" w:type="dxa"/>
@@ -12492,9 +12600,7 @@
           </w:p>
         </w:tc>
         <w:tc>
-          <w:tcPr>
-            <w:tcW w:w="6328" w:type="dxa"/>
-          </w:tcPr>
+          <w:tcPr/>
           <w:p>
             <w:pPr>
               <w:pStyle w:val="Compact"/>
@@ -12507,19 +12613,10 @@
       </w:tr>
       <w:tr>
         <w:tc>
-          <w:tcPr>
-            <w:tcW w:w="2460" w:type="dxa"/>
-            <w:tcMar>
-              <w:top w:w="60" w:type="dxa"/>
-              <w:left w:w="120" w:type="dxa"/>
-              <w:bottom w:w="60" w:type="dxa"/>
-              <w:right w:w="120" w:type="dxa"/>
-            </w:tcMar>
-          </w:tcPr>
-          <w:p>
-            <w:pPr>
-              <w:pStyle w:val="Compact"/>
-              <w:wordWrap w:val="1"/>
+          <w:tcPr/>
+          <w:p>
+            <w:pPr>
+              <w:pStyle w:val="Compact"/>
             </w:pPr>
             <w:r>
               <w:t xml:space="preserve">CCB</w:t>
@@ -12527,10 +12624,19 @@
           </w:p>
         </w:tc>
         <w:tc>
-          <w:tcPr/>
-          <w:p>
-            <w:pPr>
-              <w:pStyle w:val="Compact"/>
+          <w:tcPr>
+            <w:tcW w:w="7067" w:type="dxa"/>
+            <w:tcMar>
+              <w:top w:w="60" w:type="dxa"/>
+              <w:left w:w="120" w:type="dxa"/>
+              <w:bottom w:w="60" w:type="dxa"/>
+              <w:right w:w="120" w:type="dxa"/>
+            </w:tcMar>
+          </w:tcPr>
+          <w:p>
+            <w:pPr>
+              <w:pStyle w:val="Compact"/>
+              <w:wordWrap w:val="1"/>
             </w:pPr>
             <w:r>
               <w:t xml:space="preserve">Configuration Control Board (형상통제위원회)</w:t>
@@ -12900,18 +13006,10 @@
       </w:tr>
       <w:tr>
         <w:tc>
-          <w:tcPr>
-            <w:tcMar>
-              <w:top w:w="60" w:type="dxa"/>
-              <w:left w:w="120" w:type="dxa"/>
-              <w:bottom w:w="60" w:type="dxa"/>
-              <w:right w:w="120" w:type="dxa"/>
-            </w:tcMar>
-          </w:tcPr>
-          <w:p>
-            <w:pPr>
-              <w:pStyle w:val="Compact"/>
-              <w:wordWrap w:val="1"/>
+          <w:tcPr/>
+          <w:p>
+            <w:pPr>
+              <w:pStyle w:val="Compact"/>
             </w:pPr>
             <w:r>
               <w:t xml:space="preserve">WO</w:t>
@@ -12919,18 +13017,10 @@
           </w:p>
         </w:tc>
         <w:tc>
-          <w:tcPr>
-            <w:tcMar>
-              <w:top w:w="60" w:type="dxa"/>
-              <w:left w:w="120" w:type="dxa"/>
-              <w:bottom w:w="60" w:type="dxa"/>
-              <w:right w:w="120" w:type="dxa"/>
-            </w:tcMar>
-          </w:tcPr>
-          <w:p>
-            <w:pPr>
-              <w:pStyle w:val="Compact"/>
-              <w:wordWrap w:val="1"/>
+          <w:tcPr/>
+          <w:p>
+            <w:pPr>
+              <w:pStyle w:val="Compact"/>
             </w:pPr>
             <w:r>
               <w:t xml:space="preserve">Work Order (작업지시서)</w:t>
@@ -13518,8 +13608,8 @@
     <w:rPrDefault>
       <w:rPr>
         <w:rFonts w:asciiTheme="minorHAnsi" w:cstheme="minorBidi" w:eastAsiaTheme="minorEastAsia" w:hAnsiTheme="minorHAnsi"/>
-        <w:sz w:val="24"/>
-        <w:szCs w:val="24"/>
+        <w:sz w:val="20"/>
+        <w:szCs w:val="20"/>
         <w:lang w:bidi="ar-SA" w:eastAsia="zh-CN" w:val="en-US"/>
       </w:rPr>
     </w:rPrDefault>
@@ -13587,8 +13677,8 @@
     </w:pPr>
     <w:rPr>
       <w:rFonts w:asciiTheme="majorHAnsi" w:cstheme="majorBidi" w:eastAsiaTheme="majorEastAsia" w:hAnsiTheme="majorHAnsi"/>
-      <w:sz w:val="56"/>
-      <w:szCs w:val="56"/>
+      <w:sz w:val="44"/>
+      <w:szCs w:val="44"/>
     </w:rPr>
   </w:style>
   <w:style w:customStyle="1" w:styleId="TitleChar" w:type="character">
@@ -13599,8 +13689,8 @@
     <w:rsid w:val="00A10FD9"/>
     <w:rPr>
       <w:rFonts w:asciiTheme="majorHAnsi" w:cstheme="majorBidi" w:eastAsiaTheme="majorEastAsia" w:hAnsiTheme="majorHAnsi"/>
-      <w:sz w:val="56"/>
-      <w:szCs w:val="56"/>
+      <w:sz w:val="44"/>
+      <w:szCs w:val="44"/>
     </w:rPr>
   </w:style>
   <w:style w:styleId="Subtitle" w:type="paragraph">
@@ -13722,8 +13812,8 @@
     <w:rPr>
       <w:rFonts w:asciiTheme="majorHAnsi" w:cstheme="majorBidi" w:eastAsiaTheme="majorEastAsia" w:hAnsiTheme="majorHAnsi"/>
       <w:color w:themeColor="accent1" w:themeShade="BF" w:val="0F4761"/>
-      <w:sz w:val="40"/>
-      <w:szCs w:val="40"/>
+      <w:sz w:val="32"/>
+      <w:szCs w:val="32"/>
     </w:rPr>
   </w:style>
   <w:style w:styleId="Heading2" w:type="paragraph">
@@ -13913,8 +14003,8 @@
     <w:rPr>
       <w:rFonts w:asciiTheme="majorHAnsi" w:cstheme="majorBidi" w:eastAsiaTheme="majorEastAsia" w:hAnsiTheme="majorHAnsi"/>
       <w:color w:themeColor="accent1" w:themeShade="BF" w:val="0F4761"/>
-      <w:sz w:val="40"/>
-      <w:szCs w:val="40"/>
+      <w:sz w:val="32"/>
+      <w:szCs w:val="32"/>
     </w:rPr>
   </w:style>
   <w:style w:customStyle="1" w:styleId="Heading2Char" w:type="character">
